--- a/public/CV/Kaloyan_Kostadinov_CV.docx
+++ b/public/CV/Kaloyan_Kostadinov_CV.docx
@@ -4,7 +4,7 @@
   <w:body>
     <w:p>
       <w:pPr>
-        <w:spacing w:after="5"/>
+        <w:spacing w:after="50"/>
       </w:pPr>
       <w:r>
         <w:rPr>
@@ -20,7 +20,7 @@
     </w:p>
     <w:p>
       <w:pPr>
-        <w:spacing w:after="25"/>
+        <w:spacing w:after="90"/>
       </w:pPr>
       <w:r>
         <w:rPr>
@@ -39,7 +39,7 @@
         <w:pBdr>
           <w:bottom w:val="single" w:sz="10" w:space="8" w:color="B1001B"/>
         </w:pBdr>
-        <w:spacing w:after="25"/>
+        <w:spacing w:after="90"/>
         <w:rPr>
           <w:rFonts w:ascii="Calibri" w:eastAsia="Calibri" w:hAnsi="Calibri" w:cs="Calibri"/>
           <w:color w:val="6B6260"/>
@@ -63,7 +63,7 @@
         <w:pBdr>
           <w:bottom w:val="single" w:sz="10" w:space="8" w:color="B1001B"/>
         </w:pBdr>
-        <w:spacing w:after="40"/>
+        <w:spacing w:after="110"/>
         <w:rPr>
           <w:rFonts w:ascii="Calibri" w:eastAsia="Calibri" w:hAnsi="Calibri" w:cs="Calibri"/>
           <w:color w:val="D4002F"/>
@@ -182,7 +182,10 @@
           </w:tcPr>
           <w:p>
             <w:pPr>
-              <w:spacing w:before="29" w:after="50"/>
+              <w:spacing w:before="90" w:after="120"/>
+              <w:rPr>
+                <w:lang w:val="en-US"/>
+              </w:rPr>
             </w:pPr>
             <w:r>
               <w:rPr>
@@ -192,13 +195,14 @@
                 <w:color w:val="B1001B"/>
                 <w:sz w:val="18"/>
                 <w:szCs w:val="18"/>
-              </w:rPr>
-              <w:t>CAREER OBJECTIVE</w:t>
-            </w:r>
-          </w:p>
-          <w:p>
-            <w:pPr>
-              <w:spacing w:after="17"/>
+                <w:lang w:val="en-US"/>
+              </w:rPr>
+              <w:t>ABOUT ME</w:t>
+            </w:r>
+          </w:p>
+          <w:p>
+            <w:pPr>
+              <w:spacing w:after="70"/>
               <w:rPr>
                 <w:rFonts w:ascii="Calibri" w:eastAsia="Calibri" w:hAnsi="Calibri" w:cs="Calibri"/>
                 <w:color w:val="1A1414"/>
@@ -224,11 +228,248 @@
                 <w:sz w:val="18"/>
                 <w:szCs w:val="18"/>
               </w:rPr>
-              <w:t>ull-stack developer with hands-on experience across web, mobile, AI-driven, and hardware-integrated applications. Recognized in national IT competitions (НОИТ, НЕТИТ). Currently</w:t>
-            </w:r>
-            <w:r>
-              <w:rPr>
-                <w:rFonts w:ascii="Calibri" w:eastAsia="Calibri" w:hAnsi="Calibri" w:cs="Calibri"/>
+              <w:t>ull-stack developer with hands-on experience across web, mobile, AI-driven, and hardware-integrated applications</w:t>
+            </w:r>
+          </w:p>
+          <w:p>
+            <w:pPr>
+              <w:spacing w:before="200" w:after="120"/>
+            </w:pPr>
+            <w:r>
+              <w:rPr>
+                <w:rFonts w:ascii="Calibri" w:eastAsia="Calibri" w:hAnsi="Calibri" w:cs="Calibri"/>
+                <w:b/>
+                <w:bCs/>
+                <w:color w:val="B1001B"/>
+                <w:sz w:val="18"/>
+                <w:szCs w:val="18"/>
+              </w:rPr>
+              <w:t>SKILLS</w:t>
+            </w:r>
+          </w:p>
+          <w:p>
+            <w:pPr>
+              <w:spacing w:after="50"/>
+            </w:pPr>
+            <w:r>
+              <w:rPr>
+                <w:rFonts w:ascii="Calibri" w:eastAsia="Calibri" w:hAnsi="Calibri" w:cs="Calibri"/>
+                <w:b/>
+                <w:bCs/>
+                <w:color w:val="1A1414"/>
+                <w:sz w:val="18"/>
+                <w:szCs w:val="18"/>
+              </w:rPr>
+              <w:t>Languages</w:t>
+            </w:r>
+          </w:p>
+          <w:p>
+            <w:pPr>
+              <w:spacing w:after="90"/>
+            </w:pPr>
+            <w:r>
+              <w:rPr>
+                <w:rFonts w:ascii="Calibri" w:eastAsia="Calibri" w:hAnsi="Calibri" w:cs="Calibri"/>
+                <w:color w:val="1A1414"/>
+                <w:sz w:val="18"/>
+                <w:szCs w:val="18"/>
+              </w:rPr>
+              <w:t xml:space="preserve">TypeScript, JavaScript, Python, </w:t>
+            </w:r>
+            <w:r>
+              <w:rPr>
+                <w:rFonts w:ascii="Calibri" w:eastAsia="Calibri" w:hAnsi="Calibri" w:cs="Calibri"/>
+                <w:color w:val="1A1414"/>
+                <w:sz w:val="18"/>
+                <w:szCs w:val="18"/>
+                <w:lang w:val="en-US"/>
+              </w:rPr>
+              <w:t xml:space="preserve">Java, </w:t>
+            </w:r>
+            <w:r>
+              <w:rPr>
+                <w:rFonts w:ascii="Calibri" w:eastAsia="Calibri" w:hAnsi="Calibri" w:cs="Calibri"/>
+                <w:color w:val="1A1414"/>
+                <w:sz w:val="18"/>
+                <w:szCs w:val="18"/>
+              </w:rPr>
+              <w:t>PHP, SQL</w:t>
+            </w:r>
+          </w:p>
+          <w:p>
+            <w:pPr>
+              <w:spacing w:before="140" w:after="50"/>
+            </w:pPr>
+            <w:r>
+              <w:rPr>
+                <w:rFonts w:ascii="Calibri" w:eastAsia="Calibri" w:hAnsi="Calibri" w:cs="Calibri"/>
+                <w:b/>
+                <w:bCs/>
+                <w:color w:val="1A1414"/>
+                <w:sz w:val="18"/>
+                <w:szCs w:val="18"/>
+              </w:rPr>
+              <w:t>Frontend &amp; Mobile</w:t>
+            </w:r>
+          </w:p>
+          <w:p>
+            <w:pPr>
+              <w:spacing w:after="90"/>
+              <w:rPr>
+                <w:lang w:val="en-US"/>
+              </w:rPr>
+            </w:pPr>
+            <w:r>
+              <w:rPr>
+                <w:rFonts w:ascii="Calibri" w:eastAsia="Calibri" w:hAnsi="Calibri" w:cs="Calibri"/>
+                <w:color w:val="1A1414"/>
+                <w:sz w:val="18"/>
+                <w:szCs w:val="18"/>
+              </w:rPr>
+              <w:t xml:space="preserve">React, Next.js, </w:t>
+            </w:r>
+            <w:r>
+              <w:rPr>
+                <w:rFonts w:ascii="Calibri" w:eastAsia="Calibri" w:hAnsi="Calibri" w:cs="Calibri"/>
+                <w:color w:val="1A1414"/>
+                <w:sz w:val="18"/>
+                <w:szCs w:val="18"/>
+                <w:lang w:val="en-US"/>
+              </w:rPr>
+              <w:t xml:space="preserve">Vite, </w:t>
+            </w:r>
+            <w:r>
+              <w:rPr>
+                <w:rFonts w:ascii="Calibri" w:eastAsia="Calibri" w:hAnsi="Calibri" w:cs="Calibri"/>
+                <w:color w:val="1A1414"/>
+                <w:sz w:val="18"/>
+                <w:szCs w:val="18"/>
+              </w:rPr>
+              <w:t>React Native</w:t>
+            </w:r>
+            <w:r>
+              <w:rPr>
+                <w:rFonts w:ascii="Calibri" w:eastAsia="Calibri" w:hAnsi="Calibri" w:cs="Calibri"/>
+                <w:color w:val="1A1414"/>
+                <w:sz w:val="18"/>
+                <w:szCs w:val="18"/>
+                <w:lang w:val="en-US"/>
+              </w:rPr>
+              <w:t xml:space="preserve">, </w:t>
+            </w:r>
+            <w:r>
+              <w:rPr>
+                <w:rFonts w:ascii="Calibri" w:eastAsia="Calibri" w:hAnsi="Calibri" w:cs="Calibri"/>
+                <w:color w:val="1A1414"/>
+                <w:sz w:val="18"/>
+                <w:szCs w:val="18"/>
+              </w:rPr>
+              <w:t>Tailwind CSS, shadcn/ui, Bootstrap, Three.js,</w:t>
+            </w:r>
+            <w:r>
+              <w:rPr>
+                <w:rFonts w:ascii="Calibri" w:eastAsia="Calibri" w:hAnsi="Calibri" w:cs="Calibri"/>
+                <w:color w:val="1A1414"/>
+                <w:sz w:val="18"/>
+                <w:szCs w:val="18"/>
+                <w:lang w:val="en-US"/>
+              </w:rPr>
+              <w:t xml:space="preserve"> A-Frame</w:t>
+            </w:r>
+          </w:p>
+          <w:p>
+            <w:pPr>
+              <w:spacing w:before="140" w:after="50"/>
+            </w:pPr>
+            <w:r>
+              <w:rPr>
+                <w:rFonts w:ascii="Calibri" w:eastAsia="Calibri" w:hAnsi="Calibri" w:cs="Calibri"/>
+                <w:b/>
+                <w:bCs/>
+                <w:color w:val="1A1414"/>
+                <w:sz w:val="18"/>
+                <w:szCs w:val="18"/>
+              </w:rPr>
+              <w:t>Backend</w:t>
+            </w:r>
+          </w:p>
+          <w:p>
+            <w:pPr>
+              <w:spacing w:after="90"/>
+              <w:rPr>
+                <w:rFonts w:ascii="Calibri" w:eastAsia="Calibri" w:hAnsi="Calibri" w:cs="Calibri"/>
+                <w:color w:val="1A1414"/>
+                <w:sz w:val="18"/>
+                <w:szCs w:val="18"/>
+                <w:lang w:val="en-US"/>
+              </w:rPr>
+            </w:pPr>
+            <w:r>
+              <w:rPr>
+                <w:rFonts w:ascii="Calibri" w:eastAsia="Calibri" w:hAnsi="Calibri" w:cs="Calibri"/>
+                <w:color w:val="1A1414"/>
+                <w:sz w:val="18"/>
+                <w:szCs w:val="18"/>
+              </w:rPr>
+              <w:t xml:space="preserve">Node.js, Express.js (RESTful APIs), </w:t>
+            </w:r>
+            <w:r>
+              <w:rPr>
+                <w:rFonts w:ascii="Calibri" w:eastAsia="Calibri" w:hAnsi="Calibri" w:cs="Calibri"/>
+                <w:color w:val="1A1414"/>
+                <w:sz w:val="18"/>
+                <w:szCs w:val="18"/>
+                <w:lang w:val="en-US"/>
+              </w:rPr>
+              <w:t xml:space="preserve">Spring Boot, </w:t>
+            </w:r>
+            <w:r>
+              <w:rPr>
+                <w:rFonts w:ascii="Calibri" w:eastAsia="Calibri" w:hAnsi="Calibri" w:cs="Calibri"/>
+                <w:color w:val="1A1414"/>
+                <w:sz w:val="18"/>
+                <w:szCs w:val="18"/>
+              </w:rPr>
+              <w:t>Socket.IO</w:t>
+            </w:r>
+            <w:r>
+              <w:rPr>
+                <w:rFonts w:ascii="Calibri" w:eastAsia="Calibri" w:hAnsi="Calibri" w:cs="Calibri"/>
+                <w:color w:val="1A1414"/>
+                <w:sz w:val="18"/>
+                <w:szCs w:val="18"/>
+                <w:lang w:val="en-US"/>
+              </w:rPr>
+              <w:t>, Google Cloud Run</w:t>
+            </w:r>
+          </w:p>
+          <w:p>
+            <w:pPr>
+              <w:spacing w:before="140" w:after="90"/>
+              <w:rPr>
+                <w:rFonts w:ascii="Calibri" w:eastAsia="Calibri" w:hAnsi="Calibri" w:cs="Calibri"/>
+                <w:color w:val="1A1414"/>
+                <w:sz w:val="18"/>
+                <w:szCs w:val="18"/>
+                <w:lang w:val="en-US"/>
+              </w:rPr>
+            </w:pPr>
+            <w:r>
+              <w:rPr>
+                <w:rFonts w:ascii="Calibri" w:eastAsia="Calibri" w:hAnsi="Calibri" w:cs="Calibri"/>
+                <w:b/>
+                <w:bCs/>
+                <w:color w:val="1A1414"/>
+                <w:sz w:val="18"/>
+                <w:szCs w:val="18"/>
+              </w:rPr>
+              <w:t>Databases</w:t>
+            </w:r>
+            <w:r>
+              <w:rPr>
+                <w:rFonts w:ascii="Calibri" w:eastAsia="Calibri" w:hAnsi="Calibri" w:cs="Calibri"/>
+                <w:b/>
+                <w:bCs/>
                 <w:color w:val="1A1414"/>
                 <w:sz w:val="18"/>
                 <w:szCs w:val="18"/>
@@ -239,18 +480,277 @@
             <w:r>
               <w:rPr>
                 <w:rFonts w:ascii="Calibri" w:eastAsia="Calibri" w:hAnsi="Calibri" w:cs="Calibri"/>
-                <w:color w:val="1A1414"/>
-                <w:sz w:val="18"/>
-                <w:szCs w:val="18"/>
-              </w:rPr>
-              <w:t>looking for a junior developer role or internship to apply my skills in challenging projects and collaborate with like-minded professionals</w:t>
-            </w:r>
-          </w:p>
-          <w:p>
-            <w:pPr>
-              <w:spacing w:before="100" w:after="50"/>
-            </w:pPr>
-            <w:r>
+                <w:b/>
+                <w:bCs/>
+                <w:color w:val="1A1414"/>
+                <w:sz w:val="18"/>
+                <w:szCs w:val="18"/>
+              </w:rPr>
+              <w:t xml:space="preserve">&amp; </w:t>
+            </w:r>
+            <w:r>
+              <w:rPr>
+                <w:rFonts w:ascii="Calibri" w:eastAsia="Calibri" w:hAnsi="Calibri" w:cs="Calibri"/>
+                <w:b/>
+                <w:bCs/>
+                <w:color w:val="1A1414"/>
+                <w:sz w:val="18"/>
+                <w:szCs w:val="18"/>
+                <w:lang w:val="en-US"/>
+              </w:rPr>
+              <w:t>BaaS</w:t>
+            </w:r>
+          </w:p>
+          <w:p>
+            <w:pPr>
+              <w:spacing w:after="90"/>
+              <w:rPr>
+                <w:lang w:val="en-US"/>
+              </w:rPr>
+            </w:pPr>
+            <w:r>
+              <w:rPr>
+                <w:rFonts w:ascii="Calibri" w:eastAsia="Calibri" w:hAnsi="Calibri" w:cs="Calibri"/>
+                <w:color w:val="1A1414"/>
+                <w:sz w:val="18"/>
+                <w:szCs w:val="18"/>
+              </w:rPr>
+              <w:t>MySQL, PostgreSQL, Firebase, Supabase</w:t>
+            </w:r>
+          </w:p>
+          <w:p>
+            <w:pPr>
+              <w:spacing w:before="140" w:after="90"/>
+              <w:rPr>
+                <w:rFonts w:ascii="Calibri" w:eastAsia="Calibri" w:hAnsi="Calibri" w:cs="Calibri"/>
+                <w:b/>
+                <w:bCs/>
+                <w:color w:val="1A1414"/>
+                <w:sz w:val="18"/>
+                <w:szCs w:val="18"/>
+              </w:rPr>
+            </w:pPr>
+            <w:r>
+              <w:rPr>
+                <w:rFonts w:ascii="Calibri" w:eastAsia="Calibri" w:hAnsi="Calibri" w:cs="Calibri"/>
+                <w:b/>
+                <w:bCs/>
+                <w:color w:val="1A1414"/>
+                <w:sz w:val="18"/>
+                <w:szCs w:val="18"/>
+              </w:rPr>
+              <w:t>Artificial Intelligence</w:t>
+            </w:r>
+          </w:p>
+          <w:p>
+            <w:pPr>
+              <w:spacing w:after="90"/>
+              <w:rPr>
+                <w:rFonts w:ascii="Calibri" w:eastAsia="Calibri" w:hAnsi="Calibri" w:cs="Calibri"/>
+                <w:color w:val="1A1414"/>
+                <w:sz w:val="18"/>
+                <w:szCs w:val="18"/>
+              </w:rPr>
+            </w:pPr>
+            <w:r>
+              <w:rPr>
+                <w:rFonts w:ascii="Calibri" w:eastAsia="Calibri" w:hAnsi="Calibri" w:cs="Calibri"/>
+                <w:color w:val="1A1414"/>
+                <w:sz w:val="18"/>
+                <w:szCs w:val="18"/>
+              </w:rPr>
+              <w:t>LangChain</w:t>
+            </w:r>
+            <w:r>
+              <w:rPr>
+                <w:rFonts w:ascii="Calibri" w:eastAsia="Calibri" w:hAnsi="Calibri" w:cs="Calibri"/>
+                <w:color w:val="1A1414"/>
+                <w:sz w:val="18"/>
+                <w:szCs w:val="18"/>
+                <w:lang w:val="en-US"/>
+              </w:rPr>
+              <w:t xml:space="preserve">, </w:t>
+            </w:r>
+            <w:r>
+              <w:rPr>
+                <w:rFonts w:ascii="Calibri" w:eastAsia="Calibri" w:hAnsi="Calibri" w:cs="Calibri"/>
+                <w:color w:val="1A1414"/>
+                <w:sz w:val="18"/>
+                <w:szCs w:val="18"/>
+              </w:rPr>
+              <w:t>Vertex AI</w:t>
+            </w:r>
+            <w:r>
+              <w:rPr>
+                <w:rFonts w:ascii="Calibri" w:eastAsia="Calibri" w:hAnsi="Calibri" w:cs="Calibri"/>
+                <w:color w:val="1A1414"/>
+                <w:sz w:val="18"/>
+                <w:szCs w:val="18"/>
+                <w:lang w:val="en-US"/>
+              </w:rPr>
+              <w:t xml:space="preserve">, </w:t>
+            </w:r>
+            <w:r>
+              <w:rPr>
+                <w:rFonts w:ascii="Calibri" w:eastAsia="Calibri" w:hAnsi="Calibri" w:cs="Calibri"/>
+                <w:color w:val="1A1414"/>
+                <w:sz w:val="18"/>
+                <w:szCs w:val="18"/>
+              </w:rPr>
+              <w:t>OpenAI API,</w:t>
+            </w:r>
+            <w:r>
+              <w:rPr>
+                <w:rFonts w:ascii="Calibri" w:eastAsia="Calibri" w:hAnsi="Calibri" w:cs="Calibri"/>
+                <w:color w:val="1A1414"/>
+                <w:sz w:val="18"/>
+                <w:szCs w:val="18"/>
+                <w:lang w:val="en-US"/>
+              </w:rPr>
+              <w:t xml:space="preserve"> Gemini API</w:t>
+            </w:r>
+          </w:p>
+          <w:p>
+            <w:pPr>
+              <w:spacing w:before="140" w:after="90"/>
+              <w:rPr>
+                <w:rFonts w:ascii="Calibri" w:eastAsia="Calibri" w:hAnsi="Calibri" w:cs="Calibri"/>
+                <w:b/>
+                <w:bCs/>
+                <w:color w:val="1A1414"/>
+                <w:sz w:val="18"/>
+                <w:szCs w:val="18"/>
+              </w:rPr>
+            </w:pPr>
+            <w:r>
+              <w:rPr>
+                <w:rFonts w:ascii="Calibri" w:eastAsia="Calibri" w:hAnsi="Calibri" w:cs="Calibri"/>
+                <w:b/>
+                <w:bCs/>
+                <w:color w:val="1A1414"/>
+                <w:sz w:val="18"/>
+                <w:szCs w:val="18"/>
+              </w:rPr>
+              <w:t>Tools</w:t>
+            </w:r>
+          </w:p>
+          <w:p>
+            <w:pPr>
+              <w:spacing w:after="90"/>
+              <w:rPr>
+                <w:rFonts w:ascii="Calibri" w:eastAsia="Calibri" w:hAnsi="Calibri" w:cs="Calibri"/>
+                <w:color w:val="1A1414"/>
+                <w:sz w:val="18"/>
+                <w:szCs w:val="18"/>
+                <w:lang w:val="en-US"/>
+              </w:rPr>
+            </w:pPr>
+            <w:r>
+              <w:rPr>
+                <w:rFonts w:ascii="Calibri" w:eastAsia="Calibri" w:hAnsi="Calibri" w:cs="Calibri"/>
+                <w:color w:val="1A1414"/>
+                <w:sz w:val="18"/>
+                <w:szCs w:val="18"/>
+              </w:rPr>
+              <w:t xml:space="preserve">Git, Docker, </w:t>
+            </w:r>
+            <w:r>
+              <w:rPr>
+                <w:rFonts w:ascii="Calibri" w:eastAsia="Calibri" w:hAnsi="Calibri" w:cs="Calibri"/>
+                <w:color w:val="1A1414"/>
+                <w:sz w:val="18"/>
+                <w:szCs w:val="18"/>
+                <w:lang w:val="en-US"/>
+              </w:rPr>
+              <w:t xml:space="preserve">Maven, GitHub Actions, </w:t>
+            </w:r>
+            <w:r>
+              <w:rPr>
+                <w:rFonts w:ascii="Calibri" w:eastAsia="Calibri" w:hAnsi="Calibri" w:cs="Calibri"/>
+                <w:color w:val="1A1414"/>
+                <w:sz w:val="18"/>
+                <w:szCs w:val="18"/>
+              </w:rPr>
+              <w:t>Android Studio,</w:t>
+            </w:r>
+            <w:r>
+              <w:rPr>
+                <w:rFonts w:ascii="Calibri" w:eastAsia="Calibri" w:hAnsi="Calibri" w:cs="Calibri"/>
+                <w:color w:val="1A1414"/>
+                <w:sz w:val="18"/>
+                <w:szCs w:val="18"/>
+                <w:lang w:val="en-US"/>
+              </w:rPr>
+              <w:t xml:space="preserve"> </w:t>
+            </w:r>
+            <w:r>
+              <w:rPr>
+                <w:rFonts w:ascii="Calibri" w:eastAsia="Calibri" w:hAnsi="Calibri" w:cs="Calibri"/>
+                <w:color w:val="1A1414"/>
+                <w:sz w:val="18"/>
+                <w:szCs w:val="18"/>
+              </w:rPr>
+              <w:t>Expo Go</w:t>
+            </w:r>
+          </w:p>
+          <w:p>
+            <w:pPr>
+              <w:spacing w:before="140" w:after="90"/>
+              <w:rPr>
+                <w:rFonts w:ascii="Calibri" w:eastAsia="Calibri" w:hAnsi="Calibri" w:cs="Calibri"/>
+                <w:b/>
+                <w:bCs/>
+                <w:color w:val="1A1414"/>
+                <w:sz w:val="18"/>
+                <w:szCs w:val="18"/>
+              </w:rPr>
+            </w:pPr>
+            <w:r>
+              <w:rPr>
+                <w:rFonts w:ascii="Calibri" w:eastAsia="Calibri" w:hAnsi="Calibri" w:cs="Calibri"/>
+                <w:b/>
+                <w:bCs/>
+                <w:color w:val="1A1414"/>
+                <w:sz w:val="18"/>
+                <w:szCs w:val="18"/>
+              </w:rPr>
+              <w:t>Testing</w:t>
+            </w:r>
+          </w:p>
+          <w:p>
+            <w:pPr>
+              <w:spacing w:after="90"/>
+              <w:rPr>
+                <w:rFonts w:ascii="Calibri" w:eastAsia="Calibri" w:hAnsi="Calibri" w:cs="Calibri"/>
+                <w:color w:val="1A1414"/>
+                <w:sz w:val="18"/>
+                <w:szCs w:val="18"/>
+                <w:lang w:val="en-US"/>
+              </w:rPr>
+            </w:pPr>
+            <w:r>
+              <w:rPr>
+                <w:rFonts w:ascii="Calibri" w:eastAsia="Calibri" w:hAnsi="Calibri" w:cs="Calibri"/>
+                <w:color w:val="1A1414"/>
+                <w:sz w:val="18"/>
+                <w:szCs w:val="18"/>
+              </w:rPr>
+              <w:t>Vitest</w:t>
+            </w:r>
+            <w:r>
+              <w:rPr>
+                <w:rFonts w:ascii="Calibri" w:eastAsia="Calibri" w:hAnsi="Calibri" w:cs="Calibri"/>
+                <w:color w:val="1A1414"/>
+                <w:sz w:val="18"/>
+                <w:szCs w:val="18"/>
+                <w:lang w:val="en-US"/>
+              </w:rPr>
+              <w:t>, Jest, Junit, Mockito</w:t>
+            </w:r>
+          </w:p>
+          <w:p>
+            <w:pPr>
+              <w:spacing w:before="200" w:after="120"/>
               <w:rPr>
                 <w:rFonts w:ascii="Calibri" w:eastAsia="Calibri" w:hAnsi="Calibri" w:cs="Calibri"/>
                 <w:b/>
@@ -259,352 +759,8 @@
                 <w:sz w:val="18"/>
                 <w:szCs w:val="18"/>
               </w:rPr>
-              <w:t>SKILLS</w:t>
-            </w:r>
-          </w:p>
-          <w:p>
-            <w:pPr>
-              <w:spacing w:after="3"/>
-            </w:pPr>
-            <w:r>
-              <w:rPr>
-                <w:rFonts w:ascii="Calibri" w:eastAsia="Calibri" w:hAnsi="Calibri" w:cs="Calibri"/>
-                <w:b/>
-                <w:bCs/>
-                <w:color w:val="1A1414"/>
-                <w:sz w:val="18"/>
-                <w:szCs w:val="18"/>
-              </w:rPr>
-              <w:t>Languages</w:t>
-            </w:r>
-          </w:p>
-          <w:p>
-            <w:pPr>
-              <w:spacing w:after="25"/>
-            </w:pPr>
-            <w:r>
-              <w:rPr>
-                <w:rFonts w:ascii="Calibri" w:eastAsia="Calibri" w:hAnsi="Calibri" w:cs="Calibri"/>
-                <w:color w:val="1A1414"/>
-                <w:sz w:val="18"/>
-                <w:szCs w:val="18"/>
-              </w:rPr>
-              <w:t>TypeScript, JavaScript, Python, PHP, SQL, HTML, CSS</w:t>
-            </w:r>
-          </w:p>
-          <w:p>
-            <w:pPr>
-              <w:spacing w:after="3"/>
-            </w:pPr>
-            <w:r>
-              <w:rPr>
-                <w:rFonts w:ascii="Calibri" w:eastAsia="Calibri" w:hAnsi="Calibri" w:cs="Calibri"/>
-                <w:b/>
-                <w:bCs/>
-                <w:color w:val="1A1414"/>
-                <w:sz w:val="18"/>
-                <w:szCs w:val="18"/>
-              </w:rPr>
-              <w:t>Frontend &amp; Mobile</w:t>
-            </w:r>
-          </w:p>
-          <w:p>
-            <w:pPr>
-              <w:spacing w:after="25"/>
-              <w:rPr>
-                <w:lang w:val="en-US"/>
-              </w:rPr>
-            </w:pPr>
-            <w:r>
-              <w:rPr>
-                <w:rFonts w:ascii="Calibri" w:eastAsia="Calibri" w:hAnsi="Calibri" w:cs="Calibri"/>
-                <w:color w:val="1A1414"/>
-                <w:sz w:val="18"/>
-                <w:szCs w:val="18"/>
-              </w:rPr>
-              <w:t xml:space="preserve">React, Next.js, </w:t>
-            </w:r>
-            <w:r>
-              <w:rPr>
-                <w:rFonts w:ascii="Calibri" w:eastAsia="Calibri" w:hAnsi="Calibri" w:cs="Calibri"/>
-                <w:color w:val="1A1414"/>
-                <w:sz w:val="18"/>
-                <w:szCs w:val="18"/>
-                <w:lang w:val="en-US"/>
-              </w:rPr>
-              <w:t xml:space="preserve">Vite, </w:t>
-            </w:r>
-            <w:r>
-              <w:rPr>
-                <w:rFonts w:ascii="Calibri" w:eastAsia="Calibri" w:hAnsi="Calibri" w:cs="Calibri"/>
-                <w:color w:val="1A1414"/>
-                <w:sz w:val="18"/>
-                <w:szCs w:val="18"/>
-              </w:rPr>
-              <w:t>React Native</w:t>
-            </w:r>
-            <w:r>
-              <w:rPr>
-                <w:rFonts w:ascii="Calibri" w:eastAsia="Calibri" w:hAnsi="Calibri" w:cs="Calibri"/>
-                <w:color w:val="1A1414"/>
-                <w:sz w:val="18"/>
-                <w:szCs w:val="18"/>
-                <w:lang w:val="en-US"/>
-              </w:rPr>
-              <w:t xml:space="preserve">, </w:t>
-            </w:r>
-            <w:r>
-              <w:rPr>
-                <w:rFonts w:ascii="Calibri" w:eastAsia="Calibri" w:hAnsi="Calibri" w:cs="Calibri"/>
-                <w:color w:val="1A1414"/>
-                <w:sz w:val="18"/>
-                <w:szCs w:val="18"/>
-              </w:rPr>
-              <w:t>Tailwind CSS, shadcn/ui, Bootstrap, Three.js,</w:t>
-            </w:r>
-            <w:r>
-              <w:rPr>
-                <w:rFonts w:ascii="Calibri" w:eastAsia="Calibri" w:hAnsi="Calibri" w:cs="Calibri"/>
-                <w:color w:val="1A1414"/>
-                <w:sz w:val="18"/>
-                <w:szCs w:val="18"/>
-                <w:lang w:val="en-US"/>
-              </w:rPr>
-              <w:t xml:space="preserve"> A-Frame</w:t>
-            </w:r>
-          </w:p>
-          <w:p>
-            <w:pPr>
-              <w:spacing w:after="3"/>
-            </w:pPr>
-            <w:r>
-              <w:rPr>
-                <w:rFonts w:ascii="Calibri" w:eastAsia="Calibri" w:hAnsi="Calibri" w:cs="Calibri"/>
-                <w:b/>
-                <w:bCs/>
-                <w:color w:val="1A1414"/>
-                <w:sz w:val="18"/>
-                <w:szCs w:val="18"/>
-              </w:rPr>
-              <w:t>Backend &amp; Data</w:t>
-            </w:r>
-          </w:p>
-          <w:p>
-            <w:pPr>
-              <w:spacing w:after="25"/>
-              <w:rPr>
-                <w:lang w:val="en-US"/>
-              </w:rPr>
-            </w:pPr>
-            <w:r>
-              <w:rPr>
-                <w:rFonts w:ascii="Calibri" w:eastAsia="Calibri" w:hAnsi="Calibri" w:cs="Calibri"/>
-                <w:color w:val="1A1414"/>
-                <w:sz w:val="18"/>
-                <w:szCs w:val="18"/>
-              </w:rPr>
-              <w:t>Node.js, Express.js</w:t>
-            </w:r>
-            <w:r>
-              <w:rPr>
-                <w:rFonts w:ascii="Calibri" w:eastAsia="Calibri" w:hAnsi="Calibri" w:cs="Calibri"/>
-                <w:color w:val="1A1414"/>
-                <w:sz w:val="18"/>
-                <w:szCs w:val="18"/>
-              </w:rPr>
-              <w:t xml:space="preserve"> </w:t>
-            </w:r>
-            <w:r>
-              <w:rPr>
-                <w:rFonts w:ascii="Calibri" w:eastAsia="Calibri" w:hAnsi="Calibri" w:cs="Calibri"/>
-                <w:color w:val="1A1414"/>
-                <w:sz w:val="18"/>
-                <w:szCs w:val="18"/>
-              </w:rPr>
-              <w:t>(RESTful APIs)</w:t>
-            </w:r>
-            <w:r>
-              <w:rPr>
-                <w:rFonts w:ascii="Calibri" w:eastAsia="Calibri" w:hAnsi="Calibri" w:cs="Calibri"/>
-                <w:color w:val="1A1414"/>
-                <w:sz w:val="18"/>
-                <w:szCs w:val="18"/>
-              </w:rPr>
-              <w:t>, MySQL, PostgreSQL, Firebase, Supabase, Socket.IO</w:t>
-            </w:r>
-            <w:r>
-              <w:rPr>
-                <w:rFonts w:ascii="Calibri" w:eastAsia="Calibri" w:hAnsi="Calibri" w:cs="Calibri"/>
-                <w:color w:val="1A1414"/>
-                <w:sz w:val="18"/>
-                <w:szCs w:val="18"/>
-                <w:lang w:val="en-US"/>
-              </w:rPr>
-              <w:t>, Google Cloud Run</w:t>
-            </w:r>
-          </w:p>
-          <w:p>
-            <w:pPr>
-              <w:spacing w:after="3"/>
-              <w:rPr>
-                <w:lang w:val="en-US"/>
-              </w:rPr>
-            </w:pPr>
-            <w:r>
-              <w:rPr>
-                <w:rFonts w:ascii="Calibri" w:eastAsia="Calibri" w:hAnsi="Calibri" w:cs="Calibri"/>
-                <w:b/>
-                <w:bCs/>
-                <w:color w:val="1A1414"/>
-                <w:sz w:val="18"/>
-                <w:szCs w:val="18"/>
-              </w:rPr>
-              <w:t>AI &amp; Computer Vision</w:t>
-            </w:r>
-          </w:p>
-          <w:p>
-            <w:pPr>
-              <w:spacing w:after="25"/>
-              <w:rPr>
-                <w:rFonts w:ascii="Calibri" w:eastAsia="Calibri" w:hAnsi="Calibri" w:cs="Calibri"/>
-                <w:color w:val="1A1414"/>
-                <w:sz w:val="18"/>
-                <w:szCs w:val="18"/>
-              </w:rPr>
-            </w:pPr>
-            <w:r>
-              <w:rPr>
-                <w:rFonts w:ascii="Calibri" w:eastAsia="Calibri" w:hAnsi="Calibri" w:cs="Calibri"/>
-                <w:color w:val="1A1414"/>
-                <w:sz w:val="18"/>
-                <w:szCs w:val="18"/>
-              </w:rPr>
-              <w:t>OpenAI API,</w:t>
-            </w:r>
-            <w:r>
-              <w:rPr>
-                <w:rFonts w:ascii="Calibri" w:eastAsia="Calibri" w:hAnsi="Calibri" w:cs="Calibri"/>
-                <w:color w:val="1A1414"/>
-                <w:sz w:val="18"/>
-                <w:szCs w:val="18"/>
-                <w:lang w:val="en-US"/>
-              </w:rPr>
-              <w:t xml:space="preserve"> Gemini API</w:t>
-            </w:r>
-            <w:r>
-              <w:rPr>
-                <w:rFonts w:ascii="Calibri" w:eastAsia="Calibri" w:hAnsi="Calibri" w:cs="Calibri"/>
-                <w:color w:val="1A1414"/>
-                <w:sz w:val="18"/>
-                <w:szCs w:val="18"/>
-              </w:rPr>
-              <w:t>, Vertex AI</w:t>
-            </w:r>
-            <w:r>
-              <w:rPr>
-                <w:rFonts w:ascii="Calibri" w:eastAsia="Calibri" w:hAnsi="Calibri" w:cs="Calibri"/>
-                <w:color w:val="1A1414"/>
-                <w:sz w:val="18"/>
-                <w:szCs w:val="18"/>
-                <w:lang w:val="en-US"/>
-              </w:rPr>
-              <w:t xml:space="preserve">, </w:t>
-            </w:r>
-            <w:r>
-              <w:rPr>
-                <w:rFonts w:ascii="Calibri" w:eastAsia="Calibri" w:hAnsi="Calibri" w:cs="Calibri"/>
-                <w:color w:val="1A1414"/>
-                <w:sz w:val="18"/>
-                <w:szCs w:val="18"/>
-              </w:rPr>
-              <w:t>LangChain, OpenCV, PyNuitrack (Nuitrack SDK)</w:t>
-            </w:r>
-          </w:p>
-          <w:p>
-            <w:pPr>
-              <w:spacing w:after="25"/>
-              <w:rPr>
-                <w:rFonts w:ascii="Calibri" w:eastAsia="Calibri" w:hAnsi="Calibri" w:cs="Calibri"/>
-                <w:b/>
-                <w:bCs/>
-                <w:color w:val="1A1414"/>
-                <w:sz w:val="18"/>
-                <w:szCs w:val="18"/>
-              </w:rPr>
-            </w:pPr>
-            <w:r>
-              <w:rPr>
-                <w:rFonts w:ascii="Calibri" w:eastAsia="Calibri" w:hAnsi="Calibri" w:cs="Calibri"/>
-                <w:b/>
-                <w:bCs/>
-                <w:color w:val="1A1414"/>
-                <w:sz w:val="18"/>
-                <w:szCs w:val="18"/>
-              </w:rPr>
-              <w:t>Tools &amp; Testing</w:t>
-            </w:r>
-          </w:p>
-          <w:p>
-            <w:pPr>
-              <w:spacing w:after="25"/>
-              <w:rPr>
-                <w:rFonts w:ascii="Calibri" w:eastAsia="Calibri" w:hAnsi="Calibri" w:cs="Calibri"/>
-                <w:color w:val="1A1414"/>
-                <w:sz w:val="18"/>
-                <w:szCs w:val="18"/>
-              </w:rPr>
-            </w:pPr>
-            <w:r>
-              <w:rPr>
-                <w:rFonts w:ascii="Calibri" w:eastAsia="Calibri" w:hAnsi="Calibri" w:cs="Calibri"/>
-                <w:color w:val="1A1414"/>
-                <w:sz w:val="18"/>
-                <w:szCs w:val="18"/>
-              </w:rPr>
-              <w:t>Git, Docker, Android Studio,</w:t>
-            </w:r>
-            <w:r>
-              <w:rPr>
-                <w:rFonts w:ascii="Calibri" w:eastAsia="Calibri" w:hAnsi="Calibri" w:cs="Calibri"/>
-                <w:color w:val="1A1414"/>
-                <w:sz w:val="18"/>
-                <w:szCs w:val="18"/>
-                <w:lang w:val="en-US"/>
-              </w:rPr>
-              <w:t xml:space="preserve"> </w:t>
-            </w:r>
-            <w:r>
-              <w:rPr>
-                <w:rFonts w:ascii="Calibri" w:eastAsia="Calibri" w:hAnsi="Calibri" w:cs="Calibri"/>
-                <w:color w:val="1A1414"/>
-                <w:sz w:val="18"/>
-                <w:szCs w:val="18"/>
-              </w:rPr>
-              <w:t>Expo Go</w:t>
-            </w:r>
-            <w:r>
-              <w:rPr>
-                <w:rFonts w:ascii="Calibri" w:eastAsia="Calibri" w:hAnsi="Calibri" w:cs="Calibri"/>
-                <w:color w:val="1A1414"/>
-                <w:sz w:val="18"/>
-                <w:szCs w:val="18"/>
-                <w:lang w:val="en-US"/>
-              </w:rPr>
-              <w:t xml:space="preserve">, </w:t>
-            </w:r>
-            <w:r>
-              <w:rPr>
-                <w:rFonts w:ascii="Calibri" w:eastAsia="Calibri" w:hAnsi="Calibri" w:cs="Calibri"/>
-                <w:color w:val="1A1414"/>
-                <w:sz w:val="18"/>
-                <w:szCs w:val="18"/>
-              </w:rPr>
-              <w:t>Vitest</w:t>
-            </w:r>
-          </w:p>
-          <w:p>
-            <w:pPr>
-              <w:spacing w:before="100" w:after="50"/>
+            </w:pPr>
+            <w:r>
               <w:rPr>
                 <w:rFonts w:ascii="Calibri" w:eastAsia="Calibri" w:hAnsi="Calibri" w:cs="Calibri"/>
                 <w:b/>
@@ -613,22 +769,12 @@
                 <w:sz w:val="18"/>
                 <w:szCs w:val="18"/>
               </w:rPr>
-            </w:pPr>
-            <w:r>
-              <w:rPr>
-                <w:rFonts w:ascii="Calibri" w:eastAsia="Calibri" w:hAnsi="Calibri" w:cs="Calibri"/>
-                <w:b/>
-                <w:bCs/>
-                <w:color w:val="B1001B"/>
-                <w:sz w:val="18"/>
-                <w:szCs w:val="18"/>
-              </w:rPr>
               <w:t>EDUCATION</w:t>
             </w:r>
           </w:p>
           <w:p>
             <w:pPr>
-              <w:spacing w:after="25"/>
+              <w:spacing w:after="90"/>
               <w:rPr>
                 <w:rFonts w:ascii="Calibri" w:eastAsia="Calibri" w:hAnsi="Calibri" w:cs="Calibri"/>
                 <w:b/>
@@ -652,7 +798,7 @@
           </w:p>
           <w:p>
             <w:pPr>
-              <w:spacing w:after="3"/>
+              <w:spacing w:after="50"/>
               <w:rPr>
                 <w:rFonts w:ascii="Calibri" w:eastAsia="Calibri" w:hAnsi="Calibri" w:cs="Calibri"/>
                 <w:color w:val="1A1414"/>
@@ -672,7 +818,7 @@
           </w:p>
           <w:p>
             <w:pPr>
-              <w:spacing w:after="3"/>
+              <w:spacing w:after="50"/>
             </w:pPr>
             <w:r>
               <w:rPr>
@@ -700,7 +846,7 @@
           </w:p>
           <w:p>
             <w:pPr>
-              <w:spacing w:after="25"/>
+              <w:spacing w:after="90"/>
             </w:pPr>
             <w:r>
               <w:rPr>
@@ -728,7 +874,7 @@
           </w:p>
           <w:p>
             <w:pPr>
-              <w:spacing w:after="3"/>
+              <w:spacing w:after="50"/>
             </w:pPr>
             <w:r>
               <w:rPr>
@@ -744,7 +890,7 @@
           </w:p>
           <w:p>
             <w:pPr>
-              <w:spacing w:after="3"/>
+              <w:spacing w:after="50"/>
             </w:pPr>
             <w:r>
               <w:rPr>
@@ -758,7 +904,7 @@
           </w:p>
           <w:p>
             <w:pPr>
-              <w:spacing w:after="3"/>
+              <w:spacing w:after="50"/>
             </w:pPr>
             <w:r>
               <w:rPr>
@@ -774,7 +920,7 @@
           </w:p>
           <w:p>
             <w:pPr>
-              <w:spacing w:after="29"/>
+              <w:spacing w:after="90"/>
             </w:pPr>
             <w:r>
               <w:rPr>
@@ -813,7 +959,7 @@
           </w:p>
           <w:p>
             <w:pPr>
-              <w:spacing w:before="100" w:after="50"/>
+              <w:spacing w:before="200" w:after="120"/>
             </w:pPr>
             <w:r>
               <w:rPr>
@@ -834,7 +980,7 @@
                 <w:ilvl w:val="0"/>
                 <w:numId w:val="2"/>
               </w:numPr>
-              <w:spacing w:after="25"/>
+              <w:spacing w:after="90"/>
               <w:ind w:left="199" w:hanging="159"/>
             </w:pPr>
             <w:r>
@@ -854,7 +1000,7 @@
                 <w:ilvl w:val="0"/>
                 <w:numId w:val="2"/>
               </w:numPr>
-              <w:spacing w:after="25"/>
+              <w:spacing w:after="90"/>
               <w:ind w:left="199" w:hanging="159"/>
             </w:pPr>
             <w:r>
@@ -908,7 +1054,7 @@
               <w:pBdr>
                 <w:bottom w:val="single" w:sz="4" w:space="3" w:color="B1001B"/>
               </w:pBdr>
-              <w:spacing w:after="25" w:line="200" w:lineRule="exact"/>
+              <w:spacing w:after="90" w:line="200" w:lineRule="exact"/>
               <w:rPr>
                 <w:rFonts w:ascii="Calibri" w:eastAsia="Calibri" w:hAnsi="Calibri" w:cs="Calibri"/>
                 <w:b/>
@@ -935,7 +1081,7 @@
               <w:pBdr>
                 <w:bottom w:val="single" w:sz="4" w:space="3" w:color="B1001B"/>
               </w:pBdr>
-              <w:spacing w:after="32"/>
+              <w:spacing w:after="100"/>
               <w:rPr>
                 <w:rFonts w:ascii="Calibri" w:eastAsia="Calibri" w:hAnsi="Calibri" w:cs="Calibri"/>
                 <w:b/>
@@ -1034,7 +1180,7 @@
               <w:tabs>
                 <w:tab w:val="right" w:pos="6900"/>
               </w:tabs>
-              <w:spacing w:before="45" w:after="3"/>
+              <w:spacing w:before="110" w:after="50"/>
             </w:pPr>
             <w:r>
               <w:rPr>
@@ -1055,12 +1201,11 @@
                 <w:color w:val="B1001B"/>
               </w:rPr>
               <w:tab/>
-              <w:t>2026</w:t>
-            </w:r>
-          </w:p>
-          <w:p>
-            <w:pPr>
-              <w:spacing w:after="19"/>
+            </w:r>
+          </w:p>
+          <w:p>
+            <w:pPr>
+              <w:spacing w:after="70"/>
               <w:rPr>
                 <w:color w:val="D4002F"/>
                 <w:lang w:val="en-US"/>
@@ -1088,39 +1233,15 @@
                 <w:ilvl w:val="0"/>
                 <w:numId w:val="3"/>
               </w:numPr>
-              <w:spacing w:after="16"/>
-            </w:pPr>
-            <w:r>
-              <w:rPr>
-                <w:rFonts w:ascii="Calibri" w:eastAsia="Calibri" w:hAnsi="Calibri" w:cs="Calibri"/>
-                <w:color w:val="1A1414"/>
-                <w:lang w:val="en-US"/>
-              </w:rPr>
-              <w:t xml:space="preserve">Personalized fitness &amp; nutrition platform that analyzes body composition and personal metrics, delivering personalized calorie targets and macronutrient distribution, along with fitness goals to </w:t>
-            </w:r>
-            <w:r>
-              <w:rPr>
-                <w:rFonts w:ascii="Calibri" w:eastAsia="Calibri" w:hAnsi="Calibri" w:cs="Calibri"/>
-                <w:color w:val="1A1414"/>
-                <w:lang w:val="en-US"/>
-              </w:rPr>
-              <w:t>generate</w:t>
-            </w:r>
-            <w:r>
-              <w:rPr>
-                <w:rFonts w:ascii="Calibri" w:eastAsia="Calibri" w:hAnsi="Calibri" w:cs="Calibri"/>
-                <w:color w:val="1A1414"/>
-                <w:lang w:val="en-US"/>
-              </w:rPr>
-              <w:t xml:space="preserve"> </w:t>
-            </w:r>
-            <w:r>
-              <w:rPr>
-                <w:rFonts w:ascii="Calibri" w:eastAsia="Calibri" w:hAnsi="Calibri" w:cs="Calibri"/>
-                <w:color w:val="1A1414"/>
-                <w:lang w:val="en-US"/>
-              </w:rPr>
-              <w:t>workout recommendations and meal plans</w:t>
+              <w:spacing w:after="70"/>
+            </w:pPr>
+            <w:r>
+              <w:rPr>
+                <w:rFonts w:ascii="Calibri" w:eastAsia="Calibri" w:hAnsi="Calibri" w:cs="Calibri"/>
+                <w:color w:val="1A1414"/>
+                <w:lang w:val="en-US"/>
+              </w:rPr>
+              <w:t>Personalized fitness &amp; nutrition platform that analyzes body composition and personal metrics, delivering personalized calorie targets and macronutrient distribution, along with fitness goals to generate workout recommendations and meal plans</w:t>
             </w:r>
           </w:p>
           <w:p>
@@ -1130,7 +1251,7 @@
                 <w:ilvl w:val="0"/>
                 <w:numId w:val="3"/>
               </w:numPr>
-              <w:spacing w:after="16"/>
+              <w:spacing w:after="70"/>
             </w:pPr>
             <w:r>
               <w:rPr>
@@ -1155,7 +1276,7 @@
                 <w:ilvl w:val="0"/>
                 <w:numId w:val="3"/>
               </w:numPr>
-              <w:spacing w:after="16"/>
+              <w:spacing w:after="70"/>
             </w:pPr>
             <w:r>
               <w:rPr>
@@ -1185,7 +1306,7 @@
               <w:tabs>
                 <w:tab w:val="right" w:pos="6900"/>
               </w:tabs>
-              <w:spacing w:before="45" w:after="3"/>
+              <w:spacing w:before="110" w:after="50"/>
             </w:pPr>
             <w:r>
               <w:rPr>
@@ -1206,12 +1327,11 @@
                 <w:color w:val="B1001B"/>
               </w:rPr>
               <w:tab/>
-              <w:t>2025</w:t>
-            </w:r>
-          </w:p>
-          <w:p>
-            <w:pPr>
-              <w:spacing w:after="19"/>
+            </w:r>
+          </w:p>
+          <w:p>
+            <w:pPr>
+              <w:spacing w:after="70"/>
               <w:rPr>
                 <w:color w:val="D4002F"/>
               </w:rPr>
@@ -1241,7 +1361,7 @@
               <w:tabs>
                 <w:tab w:val="right" w:pos="6900"/>
               </w:tabs>
-              <w:spacing w:after="16"/>
+              <w:spacing w:after="70"/>
               <w:ind w:hanging="198"/>
             </w:pPr>
             <w:r>
@@ -1257,15 +1377,7 @@
                 <w:color w:val="1A1414"/>
                 <w:lang w:val="en-US"/>
               </w:rPr>
-              <w:t xml:space="preserve"> </w:t>
-            </w:r>
-            <w:r>
-              <w:rPr>
-                <w:rFonts w:ascii="Calibri" w:eastAsia="Calibri" w:hAnsi="Calibri" w:cs="Calibri"/>
-                <w:color w:val="1A1414"/>
-                <w:lang w:val="en-US"/>
-              </w:rPr>
-              <w:t>(using NeuroSky MindWave Mobile 2)</w:t>
+              <w:t xml:space="preserve"> (using NeuroSky MindWave Mobile 2)</w:t>
             </w:r>
             <w:r>
               <w:rPr>
@@ -1300,7 +1412,7 @@
               <w:tabs>
                 <w:tab w:val="right" w:pos="6900"/>
               </w:tabs>
-              <w:spacing w:after="16"/>
+              <w:spacing w:after="70"/>
               <w:ind w:hanging="198"/>
             </w:pPr>
             <w:r>
@@ -1309,23 +1421,7 @@
                 <w:color w:val="1A1414"/>
                 <w:lang w:val="en-US"/>
               </w:rPr>
-              <w:t>Recommendation relevance</w:t>
-            </w:r>
-            <w:r>
-              <w:rPr>
-                <w:rFonts w:ascii="Calibri" w:eastAsia="Calibri" w:hAnsi="Calibri" w:cs="Calibri"/>
-                <w:color w:val="1A1414"/>
-                <w:lang w:val="en-US"/>
-              </w:rPr>
-              <w:t xml:space="preserve"> </w:t>
-            </w:r>
-            <w:r>
-              <w:rPr>
-                <w:rFonts w:ascii="Calibri" w:eastAsia="Calibri" w:hAnsi="Calibri" w:cs="Calibri"/>
-                <w:color w:val="1A1414"/>
-                <w:lang w:val="en-US"/>
-              </w:rPr>
-              <w:t xml:space="preserve">scoring algorithm based on preferred genres, content type, user's mood, available time, release year range, and target audience </w:t>
+              <w:t xml:space="preserve">Recommendation relevance scoring algorithm based on preferred genres, content type, user's mood, available time, release year range, and target audience </w:t>
             </w:r>
           </w:p>
           <w:p>
@@ -1338,7 +1434,7 @@
               <w:tabs>
                 <w:tab w:val="right" w:pos="6900"/>
               </w:tabs>
-              <w:spacing w:after="16"/>
+              <w:spacing w:after="70"/>
               <w:ind w:hanging="198"/>
             </w:pPr>
             <w:r>
@@ -1360,7 +1456,7 @@
               <w:tabs>
                 <w:tab w:val="right" w:pos="6900"/>
               </w:tabs>
-              <w:spacing w:after="3"/>
+              <w:spacing w:after="50"/>
               <w:ind w:hanging="198"/>
             </w:pPr>
             <w:r>
@@ -1451,10 +1547,7 @@
               <w:tabs>
                 <w:tab w:val="right" w:pos="6900"/>
               </w:tabs>
-              <w:spacing w:before="45" w:after="3"/>
-              <w:rPr>
-                <w:lang w:val="en-US"/>
-              </w:rPr>
+              <w:spacing w:before="110" w:after="50"/>
             </w:pPr>
             <w:r>
               <w:rPr>
@@ -1464,6 +1557,233 @@
                 <w:color w:val="1A1414"/>
                 <w:sz w:val="22"/>
                 <w:szCs w:val="22"/>
+                <w:lang w:val="en-US"/>
+              </w:rPr>
+              <w:t>Taskboard</w:t>
+            </w:r>
+            <w:r>
+              <w:rPr>
+                <w:rFonts w:ascii="Calibri" w:eastAsia="Calibri" w:hAnsi="Calibri" w:cs="Calibri"/>
+                <w:b/>
+                <w:bCs/>
+                <w:color w:val="B1001B"/>
+              </w:rPr>
+              <w:tab/>
+            </w:r>
+          </w:p>
+          <w:p>
+            <w:pPr>
+              <w:spacing w:after="70"/>
+              <w:rPr>
+                <w:rStyle w:val="Hyperlink"/>
+                <w:color w:val="D4002F"/>
+                <w:lang w:val="en-US"/>
+              </w:rPr>
+            </w:pPr>
+            <w:r>
+              <w:rPr>
+                <w:rFonts w:ascii="Calibri" w:eastAsia="Calibri" w:hAnsi="Calibri" w:cs="Calibri"/>
+                <w:i/>
+                <w:iCs/>
+                <w:sz w:val="18"/>
+                <w:szCs w:val="18"/>
+              </w:rPr>
+              <w:fldChar w:fldCharType="begin"/>
+            </w:r>
+            <w:r>
+              <w:rPr>
+                <w:rFonts w:ascii="Calibri" w:eastAsia="Calibri" w:hAnsi="Calibri" w:cs="Calibri"/>
+                <w:i/>
+                <w:iCs/>
+                <w:sz w:val="18"/>
+                <w:szCs w:val="18"/>
+              </w:rPr>
+              <w:instrText xml:space="preserve"> HYPERLINK "https://github.com/LackOfUsernameIdeas/Taskboard" </w:instrText>
+            </w:r>
+            <w:r>
+              <w:rPr>
+                <w:rFonts w:ascii="Calibri" w:eastAsia="Calibri" w:hAnsi="Calibri" w:cs="Calibri"/>
+                <w:i/>
+                <w:iCs/>
+                <w:sz w:val="18"/>
+                <w:szCs w:val="18"/>
+              </w:rPr>
+            </w:r>
+            <w:r>
+              <w:rPr>
+                <w:rFonts w:ascii="Calibri" w:eastAsia="Calibri" w:hAnsi="Calibri" w:cs="Calibri"/>
+                <w:i/>
+                <w:iCs/>
+                <w:sz w:val="18"/>
+                <w:szCs w:val="18"/>
+              </w:rPr>
+              <w:fldChar w:fldCharType="separate"/>
+            </w:r>
+            <w:r>
+              <w:rPr>
+                <w:rStyle w:val="Hyperlink"/>
+                <w:rFonts w:ascii="Calibri" w:eastAsia="Calibri" w:hAnsi="Calibri" w:cs="Calibri"/>
+                <w:i/>
+                <w:iCs/>
+                <w:color w:val="D4002F"/>
+                <w:sz w:val="18"/>
+                <w:szCs w:val="18"/>
+              </w:rPr>
+              <w:t>github.com/LackOfUsernameIdeas/</w:t>
+            </w:r>
+            <w:r>
+              <w:rPr>
+                <w:rStyle w:val="Hyperlink"/>
+                <w:rFonts w:ascii="Calibri" w:eastAsia="Calibri" w:hAnsi="Calibri" w:cs="Calibri"/>
+                <w:i/>
+                <w:iCs/>
+                <w:color w:val="D4002F"/>
+                <w:sz w:val="18"/>
+                <w:szCs w:val="18"/>
+                <w:lang w:val="en-US"/>
+              </w:rPr>
+              <w:t>Taskboard</w:t>
+            </w:r>
+          </w:p>
+          <w:p>
+            <w:pPr>
+              <w:pStyle w:val="ListParagraph"/>
+              <w:numPr>
+                <w:ilvl w:val="0"/>
+                <w:numId w:val="3"/>
+              </w:numPr>
+              <w:tabs>
+                <w:tab w:val="right" w:pos="6900"/>
+              </w:tabs>
+              <w:spacing w:after="70"/>
+              <w:ind w:hanging="198"/>
+            </w:pPr>
+            <w:r>
+              <w:rPr>
+                <w:rFonts w:ascii="Calibri" w:eastAsia="Calibri" w:hAnsi="Calibri" w:cs="Calibri"/>
+                <w:i/>
+                <w:iCs/>
+                <w:sz w:val="18"/>
+                <w:szCs w:val="18"/>
+              </w:rPr>
+              <w:fldChar w:fldCharType="end"/>
+            </w:r>
+            <w:r>
+              <w:rPr>
+                <w:rFonts w:ascii="Calibri" w:eastAsia="Calibri" w:hAnsi="Calibri" w:cs="Calibri"/>
+                <w:color w:val="1A1414"/>
+                <w:lang w:val="en-US"/>
+              </w:rPr>
+              <w:t>Multi-module task-management REST API built with Spring Boot as a learning exercise, split into three Maven modules (taskboard-core, taskboard-api, taskboard-worker) sharing a single PostgreSQL schema</w:t>
+            </w:r>
+          </w:p>
+          <w:p>
+            <w:pPr>
+              <w:pStyle w:val="ListParagraph"/>
+              <w:numPr>
+                <w:ilvl w:val="0"/>
+                <w:numId w:val="3"/>
+              </w:numPr>
+              <w:tabs>
+                <w:tab w:val="right" w:pos="6900"/>
+              </w:tabs>
+              <w:spacing w:after="70"/>
+              <w:ind w:hanging="198"/>
+            </w:pPr>
+            <w:r>
+              <w:rPr>
+                <w:rFonts w:ascii="Calibri" w:eastAsia="Calibri" w:hAnsi="Calibri" w:cs="Calibri"/>
+                <w:color w:val="1A1414"/>
+                <w:lang w:val="en-US"/>
+              </w:rPr>
+              <w:t>Two-stage GitHub Actions CI</w:t>
+            </w:r>
+            <w:r>
+              <w:rPr>
+                <w:rFonts w:ascii="Calibri" w:eastAsia="Calibri" w:hAnsi="Calibri" w:cs="Calibri"/>
+                <w:color w:val="1A1414"/>
+              </w:rPr>
+              <w:t xml:space="preserve"> </w:t>
+            </w:r>
+            <w:r>
+              <w:rPr>
+                <w:rFonts w:ascii="Calibri" w:eastAsia="Calibri" w:hAnsi="Calibri" w:cs="Calibri"/>
+                <w:color w:val="1A1414"/>
+                <w:lang w:val="en-US"/>
+              </w:rPr>
+              <w:t>pipeline running 31 unit tests across all modules, then building and Trivy-scanning the Docker images before smoke-testing the full Docker compose stack</w:t>
+            </w:r>
+          </w:p>
+          <w:p>
+            <w:pPr>
+              <w:pStyle w:val="ListParagraph"/>
+              <w:numPr>
+                <w:ilvl w:val="0"/>
+                <w:numId w:val="3"/>
+              </w:numPr>
+              <w:tabs>
+                <w:tab w:val="right" w:pos="6900"/>
+              </w:tabs>
+              <w:spacing w:after="70"/>
+              <w:ind w:hanging="198"/>
+            </w:pPr>
+            <w:r>
+              <w:rPr>
+                <w:rFonts w:ascii="Calibri" w:eastAsia="Calibri" w:hAnsi="Calibri" w:cs="Calibri"/>
+                <w:color w:val="1A1414"/>
+                <w:lang w:val="en-US"/>
+              </w:rPr>
+              <w:t>Standalone background worker that polls the database every 60 seconds for overdue tasks, deployed as a separate Spring Boot process</w:t>
+            </w:r>
+            <w:r>
+              <w:rPr>
+                <w:rFonts w:ascii="Calibri" w:eastAsia="Calibri" w:hAnsi="Calibri" w:cs="Calibri"/>
+                <w:color w:val="1A1414"/>
+                <w:lang w:val="en-US"/>
+              </w:rPr>
+              <w:t>, so it can be deployed, restarted, and scaled on its own</w:t>
+            </w:r>
+          </w:p>
+          <w:p>
+            <w:pPr>
+              <w:pStyle w:val="ListParagraph"/>
+              <w:numPr>
+                <w:ilvl w:val="0"/>
+                <w:numId w:val="3"/>
+              </w:numPr>
+              <w:tabs>
+                <w:tab w:val="right" w:pos="6900"/>
+              </w:tabs>
+              <w:spacing w:after="70"/>
+              <w:ind w:hanging="198"/>
+            </w:pPr>
+            <w:r>
+              <w:rPr>
+                <w:rFonts w:ascii="Calibri" w:eastAsia="Calibri" w:hAnsi="Calibri" w:cs="Calibri"/>
+                <w:color w:val="1A1414"/>
+                <w:lang w:val="en-US"/>
+              </w:rPr>
+              <w:t>Stateless JWT authentication with role-based task ownership</w:t>
+            </w:r>
+          </w:p>
+          <w:p>
+            <w:pPr>
+              <w:tabs>
+                <w:tab w:val="right" w:pos="6900"/>
+              </w:tabs>
+              <w:spacing w:before="110" w:after="50"/>
+              <w:rPr>
+                <w:lang w:val="en-US"/>
+              </w:rPr>
+            </w:pPr>
+            <w:r>
+              <w:rPr>
+                <w:rFonts w:ascii="Calibri" w:eastAsia="Calibri" w:hAnsi="Calibri" w:cs="Calibri"/>
+                <w:b/>
+                <w:bCs/>
+                <w:color w:val="1A1414"/>
+                <w:sz w:val="22"/>
+                <w:szCs w:val="22"/>
               </w:rPr>
               <w:t>NutriFit</w:t>
             </w:r>
@@ -1475,12 +1795,11 @@
                 <w:color w:val="B1001B"/>
               </w:rPr>
               <w:tab/>
-              <w:t>2024</w:t>
-            </w:r>
-          </w:p>
-          <w:p>
-            <w:pPr>
-              <w:spacing w:after="19"/>
+            </w:r>
+          </w:p>
+          <w:p>
+            <w:pPr>
+              <w:spacing w:after="70"/>
               <w:rPr>
                 <w:color w:val="D4002F"/>
               </w:rPr>
@@ -1507,7 +1826,7 @@
                 <w:ilvl w:val="0"/>
                 <w:numId w:val="3"/>
               </w:numPr>
-              <w:spacing w:after="16"/>
+              <w:spacing w:after="70"/>
               <w:ind w:hanging="198"/>
               <w:rPr>
                 <w:rFonts w:ascii="Calibri" w:eastAsia="Calibri" w:hAnsi="Calibri" w:cs="Calibri"/>
@@ -1531,7 +1850,7 @@
                 <w:ilvl w:val="0"/>
                 <w:numId w:val="3"/>
               </w:numPr>
-              <w:spacing w:after="16"/>
+              <w:spacing w:after="70"/>
               <w:ind w:hanging="198"/>
               <w:rPr>
                 <w:rFonts w:ascii="Calibri" w:eastAsia="Calibri" w:hAnsi="Calibri" w:cs="Calibri"/>
@@ -1552,14 +1871,7 @@
                 <w:rFonts w:ascii="Calibri" w:eastAsia="Calibri" w:hAnsi="Calibri" w:cs="Calibri"/>
                 <w:color w:val="1A1414"/>
               </w:rPr>
-              <w:t xml:space="preserve"> </w:t>
-            </w:r>
-            <w:r>
-              <w:rPr>
-                <w:rFonts w:ascii="Calibri" w:eastAsia="Calibri" w:hAnsi="Calibri" w:cs="Calibri"/>
-                <w:color w:val="1A1414"/>
-              </w:rPr>
-              <w:t>and evaluated</w:t>
+              <w:t xml:space="preserve"> and evaluated</w:t>
             </w:r>
             <w:r>
               <w:rPr>
@@ -1577,14 +1889,22 @@
                 <w:ilvl w:val="0"/>
                 <w:numId w:val="3"/>
               </w:numPr>
-              <w:spacing w:after="16"/>
-            </w:pPr>
-            <w:r>
-              <w:rPr>
-                <w:rFonts w:ascii="Calibri" w:eastAsia="Calibri" w:hAnsi="Calibri" w:cs="Calibri"/>
-                <w:color w:val="1A1414"/>
-              </w:rPr>
-              <w:t>Weight</w:t>
+              <w:spacing w:after="70"/>
+            </w:pPr>
+            <w:r>
+              <w:rPr>
+                <w:rFonts w:ascii="Calibri" w:eastAsia="Calibri" w:hAnsi="Calibri" w:cs="Calibri"/>
+                <w:color w:val="1A1414"/>
+              </w:rPr>
+              <w:t>Weight optimization algorithm</w:t>
+            </w:r>
+            <w:r>
+              <w:rPr>
+                <w:rFonts w:ascii="Calibri" w:eastAsia="Calibri" w:hAnsi="Calibri" w:cs="Calibri"/>
+                <w:color w:val="1A1414"/>
+                <w:lang w:val="en-US"/>
+              </w:rPr>
+              <w:t xml:space="preserve"> that compares current and ideal weight based</w:t>
             </w:r>
             <w:r>
               <w:rPr>
@@ -1597,61 +1917,9 @@
               <w:rPr>
                 <w:rFonts w:ascii="Calibri" w:eastAsia="Calibri" w:hAnsi="Calibri" w:cs="Calibri"/>
                 <w:color w:val="1A1414"/>
-              </w:rPr>
-              <w:t>optimization</w:t>
-            </w:r>
-            <w:r>
-              <w:rPr>
-                <w:rFonts w:ascii="Calibri" w:eastAsia="Calibri" w:hAnsi="Calibri" w:cs="Calibri"/>
-                <w:color w:val="1A1414"/>
-              </w:rPr>
-              <w:t xml:space="preserve"> </w:t>
-            </w:r>
-            <w:r>
-              <w:rPr>
-                <w:rFonts w:ascii="Calibri" w:eastAsia="Calibri" w:hAnsi="Calibri" w:cs="Calibri"/>
-                <w:color w:val="1A1414"/>
-              </w:rPr>
-              <w:t>algorithm</w:t>
-            </w:r>
-            <w:r>
-              <w:rPr>
-                <w:rFonts w:ascii="Calibri" w:eastAsia="Calibri" w:hAnsi="Calibri" w:cs="Calibri"/>
-                <w:color w:val="1A1414"/>
-                <w:lang w:val="en-US"/>
-              </w:rPr>
-              <w:t xml:space="preserve"> that compares current and ideal weight </w:t>
-            </w:r>
-            <w:r>
-              <w:rPr>
-                <w:rFonts w:ascii="Calibri" w:eastAsia="Calibri" w:hAnsi="Calibri" w:cs="Calibri"/>
-                <w:color w:val="1A1414"/>
-                <w:lang w:val="en-US"/>
-              </w:rPr>
-              <w:t>based</w:t>
-            </w:r>
-            <w:r>
-              <w:rPr>
-                <w:rFonts w:ascii="Calibri" w:eastAsia="Calibri" w:hAnsi="Calibri" w:cs="Calibri"/>
-                <w:color w:val="1A1414"/>
-              </w:rPr>
-              <w:t xml:space="preserve"> </w:t>
-            </w:r>
-            <w:r>
-              <w:rPr>
-                <w:rFonts w:ascii="Calibri" w:eastAsia="Calibri" w:hAnsi="Calibri" w:cs="Calibri"/>
-                <w:color w:val="1A1414"/>
-                <w:lang w:val="en-US"/>
-              </w:rPr>
-              <w:t xml:space="preserve">on the </w:t>
-            </w:r>
-            <w:r>
-              <w:rPr>
-                <w:rFonts w:ascii="Calibri" w:eastAsia="Calibri" w:hAnsi="Calibri" w:cs="Calibri"/>
-                <w:color w:val="1A1414"/>
-                <w:lang w:val="en-US"/>
-              </w:rPr>
-              <w:t>user's height and recommends whether to reduce, maintain, or gain weight, with guidance on diet adjustments</w:t>
+                <w:lang w:val="en-US"/>
+              </w:rPr>
+              <w:t>on the user's height and recommends whether to reduce, maintain, or gain weight, with guidance on diet adjustments</w:t>
             </w:r>
           </w:p>
           <w:p>
@@ -1661,54 +1929,19 @@
                 <w:ilvl w:val="0"/>
                 <w:numId w:val="3"/>
               </w:numPr>
-              <w:spacing w:after="16"/>
-            </w:pPr>
-            <w:r>
-              <w:rPr>
-                <w:rFonts w:ascii="Calibri" w:eastAsia="Calibri" w:hAnsi="Calibri" w:cs="Calibri"/>
-                <w:color w:val="1A1414"/>
-              </w:rPr>
-              <w:t xml:space="preserve">React Native mobile app (separate codebase) </w:t>
-            </w:r>
-            <w:r>
-              <w:rPr>
-                <w:rFonts w:ascii="Calibri" w:eastAsia="Calibri" w:hAnsi="Calibri" w:cs="Calibri"/>
-                <w:color w:val="1A1414"/>
-              </w:rPr>
-              <w:t>consuming the same REST API</w:t>
-            </w:r>
-            <w:r>
-              <w:rPr>
-                <w:rFonts w:ascii="Calibri" w:eastAsia="Calibri" w:hAnsi="Calibri" w:cs="Calibri"/>
-                <w:color w:val="1A1414"/>
-              </w:rPr>
-              <w:t xml:space="preserve"> </w:t>
-            </w:r>
-            <w:r>
-              <w:rPr>
-                <w:rFonts w:ascii="Calibri" w:eastAsia="Calibri" w:hAnsi="Calibri" w:cs="Calibri"/>
-                <w:color w:val="1A1414"/>
-              </w:rPr>
-              <w:t>as the web platform</w:t>
-            </w:r>
-            <w:r>
-              <w:rPr>
-                <w:rFonts w:ascii="Calibri" w:eastAsia="Calibri" w:hAnsi="Calibri" w:cs="Calibri"/>
-                <w:color w:val="1A1414"/>
-              </w:rPr>
-              <w:t xml:space="preserve">, </w:t>
-            </w:r>
-            <w:r>
-              <w:rPr>
-                <w:rFonts w:ascii="Calibri" w:eastAsia="Calibri" w:hAnsi="Calibri" w:cs="Calibri"/>
-                <w:color w:val="1A1414"/>
-              </w:rPr>
-              <w:t>mirroring the core web features, distributed as a standalone .apk</w:t>
-            </w:r>
-          </w:p>
-          <w:p>
-            <w:pPr>
-              <w:spacing w:after="19"/>
+              <w:spacing w:after="70"/>
+            </w:pPr>
+            <w:r>
+              <w:rPr>
+                <w:rFonts w:ascii="Calibri" w:eastAsia="Calibri" w:hAnsi="Calibri" w:cs="Calibri"/>
+                <w:color w:val="1A1414"/>
+              </w:rPr>
+              <w:t>React Native mobile app (separate codebase) consuming the same REST API as the web platform, mirroring the core web features, distributed as a standalone .apk</w:t>
+            </w:r>
+          </w:p>
+          <w:p>
+            <w:pPr>
+              <w:spacing w:after="70"/>
             </w:pPr>
             <w:hyperlink r:id="rId12" w:history="1">
               <w:r>
@@ -1764,7 +1997,7 @@
               <w:tabs>
                 <w:tab w:val="right" w:pos="6900"/>
               </w:tabs>
-              <w:spacing w:before="45" w:after="3"/>
+              <w:spacing w:before="110" w:after="50"/>
             </w:pPr>
             <w:r>
               <w:rPr>
@@ -1785,12 +2018,11 @@
                 <w:color w:val="B1001B"/>
               </w:rPr>
               <w:tab/>
-              <w:t>2023</w:t>
-            </w:r>
-          </w:p>
-          <w:p>
-            <w:pPr>
-              <w:spacing w:after="19"/>
+            </w:r>
+          </w:p>
+          <w:p>
+            <w:pPr>
+              <w:spacing w:after="70"/>
               <w:rPr>
                 <w:color w:val="D4002F"/>
               </w:rPr>
@@ -1817,14 +2049,15 @@
                 <w:ilvl w:val="0"/>
                 <w:numId w:val="3"/>
               </w:numPr>
-              <w:spacing w:after="16"/>
-            </w:pPr>
-            <w:r>
-              <w:rPr>
-                <w:rFonts w:ascii="Calibri" w:eastAsia="Calibri" w:hAnsi="Calibri" w:cs="Calibri"/>
-                <w:color w:val="1A1414"/>
-                <w:lang w:val="en-US"/>
-              </w:rPr>
+              <w:spacing w:after="70"/>
+            </w:pPr>
+            <w:r>
+              <w:rPr>
+                <w:rFonts w:ascii="Calibri" w:eastAsia="Calibri" w:hAnsi="Calibri" w:cs="Calibri"/>
+                <w:color w:val="1A1414"/>
+                <w:lang w:val="en-US"/>
+              </w:rPr>
+              <w:lastRenderedPageBreak/>
               <w:t>Data analytics platform that proves TikTok's influence on songs' popularity through cross-platform trend comparison (TikTok, Spotify, YouTube)</w:t>
             </w:r>
           </w:p>
@@ -1835,7 +2068,7 @@
                 <w:ilvl w:val="0"/>
                 <w:numId w:val="3"/>
               </w:numPr>
-              <w:spacing w:after="16"/>
+              <w:spacing w:after="70"/>
             </w:pPr>
             <w:r>
               <w:rPr>
@@ -1853,7 +2086,7 @@
                 <w:ilvl w:val="0"/>
                 <w:numId w:val="3"/>
               </w:numPr>
-              <w:spacing w:after="16"/>
+              <w:spacing w:after="70"/>
             </w:pPr>
             <w:r>
               <w:rPr>
@@ -1875,30 +2108,15 @@
                 <w:rFonts w:ascii="Calibri" w:eastAsia="Calibri" w:hAnsi="Calibri" w:cs="Calibri"/>
                 <w:color w:val="1A1414"/>
               </w:rPr>
-              <w:t xml:space="preserve"> </w:t>
-            </w:r>
-            <w:r>
-              <w:rPr>
-                <w:rFonts w:ascii="Calibri" w:eastAsia="Calibri" w:hAnsi="Calibri" w:cs="Calibri"/>
-                <w:color w:val="1A1414"/>
-              </w:rPr>
-              <w:t>historical</w:t>
-            </w:r>
-            <w:r>
-              <w:rPr>
-                <w:rFonts w:ascii="Calibri" w:eastAsia="Calibri" w:hAnsi="Calibri" w:cs="Calibri"/>
-                <w:color w:val="1A1414"/>
-                <w:lang w:val="en-US"/>
-              </w:rPr>
-              <w:t xml:space="preserve"> </w:t>
-            </w:r>
-            <w:r>
-              <w:rPr>
-                <w:rFonts w:ascii="Calibri" w:eastAsia="Calibri" w:hAnsi="Calibri" w:cs="Calibri"/>
-                <w:color w:val="1A1414"/>
-                <w:lang w:val="en-US"/>
-              </w:rPr>
-              <w:t>data</w:t>
+              <w:t xml:space="preserve"> historical</w:t>
+            </w:r>
+            <w:r>
+              <w:rPr>
+                <w:rFonts w:ascii="Calibri" w:eastAsia="Calibri" w:hAnsi="Calibri" w:cs="Calibri"/>
+                <w:color w:val="1A1414"/>
+                <w:lang w:val="en-US"/>
+              </w:rPr>
+              <w:t xml:space="preserve"> data</w:t>
             </w:r>
           </w:p>
           <w:p>
@@ -1906,7 +2124,7 @@
               <w:pBdr>
                 <w:bottom w:val="single" w:sz="4" w:space="3" w:color="B1001B"/>
               </w:pBdr>
-              <w:spacing w:before="62" w:after="32"/>
+              <w:spacing w:before="140" w:after="100"/>
             </w:pPr>
             <w:r>
               <w:rPr>
@@ -1922,7 +2140,7 @@
           </w:p>
           <w:p>
             <w:pPr>
-              <w:spacing w:after="12"/>
+              <w:spacing w:after="60"/>
             </w:pPr>
             <w:r>
               <w:rPr>
@@ -1943,7 +2161,7 @@
               <w:tabs>
                 <w:tab w:val="right" w:pos="6900"/>
               </w:tabs>
-              <w:spacing w:after="13"/>
+              <w:spacing w:after="60"/>
               <w:rPr>
                 <w:lang w:val="en-US"/>
               </w:rPr>
@@ -2019,7 +2237,7 @@
               <w:tabs>
                 <w:tab w:val="right" w:pos="6900"/>
               </w:tabs>
-              <w:spacing w:after="13"/>
+              <w:spacing w:after="60"/>
             </w:pPr>
             <w:r>
               <w:rPr>
@@ -2092,7 +2310,7 @@
               <w:tabs>
                 <w:tab w:val="right" w:pos="6900"/>
               </w:tabs>
-              <w:spacing w:after="13"/>
+              <w:spacing w:after="60"/>
             </w:pPr>
             <w:r>
               <w:rPr>
@@ -2162,7 +2380,7 @@
           </w:p>
           <w:p>
             <w:pPr>
-              <w:spacing w:before="29" w:after="12"/>
+              <w:spacing w:before="90" w:after="60"/>
               <w:rPr>
                 <w:lang w:val="en-US"/>
               </w:rPr>
@@ -2178,189 +2396,179 @@
                 <w:sz w:val="18"/>
                 <w:szCs w:val="18"/>
               </w:rPr>
-              <w:t xml:space="preserve">National Autumn Tournament in </w:t>
-            </w:r>
-            <w:r>
-              <w:rPr>
-                <w:rFonts w:ascii="Calibri" w:eastAsia="Calibri" w:hAnsi="Calibri" w:cs="Calibri"/>
-                <w:b/>
-                <w:bCs/>
+              <w:t>National Autumn Tournament in Information Technologies (НЕТИТ „Джон Атанасов“)</w:t>
+            </w:r>
+          </w:p>
+          <w:p>
+            <w:pPr>
+              <w:tabs>
+                <w:tab w:val="right" w:pos="6900"/>
+              </w:tabs>
+              <w:spacing w:after="60"/>
+            </w:pPr>
+            <w:r>
+              <w:rPr>
+                <w:rFonts w:ascii="Calibri" w:eastAsia="Calibri" w:hAnsi="Calibri" w:cs="Calibri"/>
+                <w:b/>
+                <w:bCs/>
+                <w:color w:val="B1001B"/>
+                <w:sz w:val="18"/>
+                <w:szCs w:val="18"/>
+              </w:rPr>
+              <w:t xml:space="preserve">2024  </w:t>
+            </w:r>
+            <w:r>
+              <w:rPr>
+                <w:rFonts w:ascii="Calibri" w:eastAsia="Calibri" w:hAnsi="Calibri" w:cs="Calibri"/>
+                <w:color w:val="1A1414"/>
+                <w:sz w:val="18"/>
+                <w:szCs w:val="18"/>
+              </w:rPr>
+              <w:t>NutriFit</w:t>
+            </w:r>
+            <w:r>
+              <w:rPr>
+                <w:rFonts w:ascii="Calibri" w:eastAsia="Calibri" w:hAnsi="Calibri" w:cs="Calibri"/>
+                <w:b/>
+                <w:bCs/>
+                <w:color w:val="D4002F"/>
+                <w:sz w:val="18"/>
+                <w:szCs w:val="18"/>
+              </w:rPr>
+              <w:tab/>
+            </w:r>
+            <w:r>
+              <w:rPr>
+                <w:rFonts w:ascii="Calibri" w:eastAsia="Calibri" w:hAnsi="Calibri" w:cs="Calibri"/>
+                <w:b/>
+                <w:bCs/>
+                <w:color w:val="B1001B"/>
+                <w:sz w:val="18"/>
+                <w:szCs w:val="18"/>
+              </w:rPr>
+              <w:t>1st place</w:t>
+            </w:r>
+          </w:p>
+          <w:p>
+            <w:pPr>
+              <w:tabs>
+                <w:tab w:val="right" w:pos="6900"/>
+              </w:tabs>
+              <w:spacing w:after="60"/>
+              <w:rPr>
+                <w:rFonts w:ascii="Calibri" w:eastAsia="Calibri" w:hAnsi="Calibri" w:cs="Calibri"/>
+                <w:b/>
+                <w:bCs/>
+                <w:color w:val="D4002F"/>
+                <w:sz w:val="18"/>
+                <w:szCs w:val="18"/>
+              </w:rPr>
+            </w:pPr>
+            <w:r>
+              <w:rPr>
+                <w:rFonts w:ascii="Calibri" w:eastAsia="Calibri" w:hAnsi="Calibri" w:cs="Calibri"/>
+                <w:b/>
+                <w:bCs/>
+                <w:color w:val="B1001B"/>
+                <w:sz w:val="18"/>
+                <w:szCs w:val="18"/>
+              </w:rPr>
+              <w:t xml:space="preserve">2023  </w:t>
+            </w:r>
+            <w:r>
+              <w:rPr>
+                <w:rFonts w:ascii="Calibri" w:eastAsia="Calibri" w:hAnsi="Calibri" w:cs="Calibri"/>
+                <w:color w:val="1A1414"/>
+                <w:sz w:val="18"/>
+                <w:szCs w:val="18"/>
+              </w:rPr>
+              <w:t>TikFluence</w:t>
+            </w:r>
+            <w:r>
+              <w:rPr>
+                <w:rFonts w:ascii="Calibri" w:eastAsia="Calibri" w:hAnsi="Calibri" w:cs="Calibri"/>
+                <w:b/>
+                <w:bCs/>
+                <w:color w:val="D4002F"/>
+                <w:sz w:val="18"/>
+                <w:szCs w:val="18"/>
+              </w:rPr>
+              <w:tab/>
+            </w:r>
+            <w:r>
+              <w:rPr>
+                <w:rFonts w:ascii="Calibri" w:eastAsia="Calibri" w:hAnsi="Calibri" w:cs="Calibri"/>
+                <w:b/>
+                <w:bCs/>
+                <w:color w:val="B1001B"/>
+                <w:sz w:val="18"/>
+                <w:szCs w:val="18"/>
+              </w:rPr>
+              <w:t>2nd place</w:t>
+            </w:r>
+          </w:p>
+          <w:p>
+            <w:pPr>
+              <w:pBdr>
+                <w:bottom w:val="single" w:sz="4" w:space="3" w:color="B1001B"/>
+              </w:pBdr>
+              <w:spacing w:before="140" w:after="100"/>
+            </w:pPr>
+            <w:r>
+              <w:rPr>
+                <w:rFonts w:ascii="Calibri" w:eastAsia="Calibri" w:hAnsi="Calibri" w:cs="Calibri"/>
+                <w:b/>
+                <w:bCs/>
+                <w:color w:val="B1001B"/>
+                <w:sz w:val="24"/>
+                <w:szCs w:val="24"/>
+              </w:rPr>
+              <w:t>Work Experience</w:t>
+            </w:r>
+          </w:p>
+          <w:p>
+            <w:pPr>
+              <w:tabs>
+                <w:tab w:val="right" w:pos="6900"/>
+              </w:tabs>
+            </w:pPr>
+            <w:r>
+              <w:rPr>
+                <w:rFonts w:ascii="Calibri" w:eastAsia="Calibri" w:hAnsi="Calibri" w:cs="Calibri"/>
                 <w:i/>
                 <w:iCs/>
                 <w:color w:val="6B6260"/>
-                <w:sz w:val="18"/>
-                <w:szCs w:val="18"/>
-              </w:rPr>
-              <w:t>Information Technologies</w:t>
-            </w:r>
-            <w:r>
-              <w:rPr>
-                <w:rFonts w:ascii="Calibri" w:eastAsia="Calibri" w:hAnsi="Calibri" w:cs="Calibri"/>
-                <w:b/>
-                <w:bCs/>
+              </w:rPr>
+              <w:t xml:space="preserve">I am at the beginning of my professional journey and am actively seeking a junior developer role or internship. The projects </w:t>
+            </w:r>
+            <w:r>
+              <w:rPr>
+                <w:rFonts w:ascii="Calibri" w:eastAsia="Calibri" w:hAnsi="Calibri" w:cs="Calibri"/>
                 <w:i/>
                 <w:iCs/>
                 <w:color w:val="6B6260"/>
-                <w:sz w:val="18"/>
-                <w:szCs w:val="18"/>
-              </w:rPr>
-              <w:t xml:space="preserve"> </w:t>
-            </w:r>
-            <w:r>
-              <w:rPr>
-                <w:rFonts w:ascii="Calibri" w:eastAsia="Calibri" w:hAnsi="Calibri" w:cs="Calibri"/>
-                <w:b/>
-                <w:bCs/>
+                <w:lang w:val="en-US"/>
+              </w:rPr>
+              <w:t>above</w:t>
+            </w:r>
+            <w:r>
+              <w:rPr>
+                <w:rFonts w:ascii="Calibri" w:eastAsia="Calibri" w:hAnsi="Calibri" w:cs="Calibri"/>
                 <w:i/>
                 <w:iCs/>
                 <w:color w:val="6B6260"/>
-                <w:sz w:val="18"/>
-                <w:szCs w:val="18"/>
-              </w:rPr>
-              <w:t>(НЕТИТ „Джон Атанасов“)</w:t>
-            </w:r>
-          </w:p>
-          <w:p>
-            <w:pPr>
-              <w:tabs>
-                <w:tab w:val="right" w:pos="6900"/>
-              </w:tabs>
-              <w:spacing w:after="13"/>
-            </w:pPr>
-            <w:r>
-              <w:rPr>
-                <w:rFonts w:ascii="Calibri" w:eastAsia="Calibri" w:hAnsi="Calibri" w:cs="Calibri"/>
-                <w:b/>
-                <w:bCs/>
-                <w:color w:val="B1001B"/>
-                <w:sz w:val="18"/>
-                <w:szCs w:val="18"/>
-              </w:rPr>
-              <w:t xml:space="preserve">2024  </w:t>
-            </w:r>
-            <w:r>
-              <w:rPr>
-                <w:rFonts w:ascii="Calibri" w:eastAsia="Calibri" w:hAnsi="Calibri" w:cs="Calibri"/>
-                <w:color w:val="1A1414"/>
-                <w:sz w:val="18"/>
-                <w:szCs w:val="18"/>
-              </w:rPr>
-              <w:t>NutriFit</w:t>
-            </w:r>
-            <w:r>
-              <w:rPr>
-                <w:rFonts w:ascii="Calibri" w:eastAsia="Calibri" w:hAnsi="Calibri" w:cs="Calibri"/>
-                <w:b/>
-                <w:bCs/>
-                <w:color w:val="D4002F"/>
-                <w:sz w:val="18"/>
-                <w:szCs w:val="18"/>
-              </w:rPr>
-              <w:tab/>
-            </w:r>
-            <w:r>
-              <w:rPr>
-                <w:rFonts w:ascii="Calibri" w:eastAsia="Calibri" w:hAnsi="Calibri" w:cs="Calibri"/>
-                <w:b/>
-                <w:bCs/>
-                <w:color w:val="B1001B"/>
-                <w:sz w:val="18"/>
-                <w:szCs w:val="18"/>
-              </w:rPr>
-              <w:t>1st place</w:t>
-            </w:r>
-          </w:p>
-          <w:p>
-            <w:pPr>
-              <w:tabs>
-                <w:tab w:val="right" w:pos="6900"/>
-              </w:tabs>
-              <w:spacing w:after="13"/>
-              <w:rPr>
-                <w:rFonts w:ascii="Calibri" w:eastAsia="Calibri" w:hAnsi="Calibri" w:cs="Calibri"/>
-                <w:b/>
-                <w:bCs/>
-                <w:color w:val="D4002F"/>
-                <w:sz w:val="18"/>
-                <w:szCs w:val="18"/>
-              </w:rPr>
-            </w:pPr>
-            <w:r>
-              <w:rPr>
-                <w:rFonts w:ascii="Calibri" w:eastAsia="Calibri" w:hAnsi="Calibri" w:cs="Calibri"/>
-                <w:b/>
-                <w:bCs/>
-                <w:color w:val="B1001B"/>
-                <w:sz w:val="18"/>
-                <w:szCs w:val="18"/>
-              </w:rPr>
-              <w:t xml:space="preserve">2023  </w:t>
-            </w:r>
-            <w:r>
-              <w:rPr>
-                <w:rFonts w:ascii="Calibri" w:eastAsia="Calibri" w:hAnsi="Calibri" w:cs="Calibri"/>
-                <w:color w:val="1A1414"/>
-                <w:sz w:val="18"/>
-                <w:szCs w:val="18"/>
-              </w:rPr>
-              <w:t>TikFluence</w:t>
-            </w:r>
-            <w:r>
-              <w:rPr>
-                <w:rFonts w:ascii="Calibri" w:eastAsia="Calibri" w:hAnsi="Calibri" w:cs="Calibri"/>
-                <w:b/>
-                <w:bCs/>
-                <w:color w:val="D4002F"/>
-                <w:sz w:val="18"/>
-                <w:szCs w:val="18"/>
-              </w:rPr>
-              <w:tab/>
-            </w:r>
-            <w:r>
-              <w:rPr>
-                <w:rFonts w:ascii="Calibri" w:eastAsia="Calibri" w:hAnsi="Calibri" w:cs="Calibri"/>
-                <w:b/>
-                <w:bCs/>
-                <w:color w:val="B1001B"/>
-                <w:sz w:val="18"/>
-                <w:szCs w:val="18"/>
-              </w:rPr>
-              <w:t>2nd place</w:t>
-            </w:r>
-          </w:p>
-          <w:p>
-            <w:pPr>
-              <w:pBdr>
-                <w:bottom w:val="single" w:sz="4" w:space="3" w:color="B1001B"/>
-              </w:pBdr>
-              <w:spacing w:before="62" w:after="32"/>
-            </w:pPr>
-            <w:r>
-              <w:rPr>
-                <w:rFonts w:ascii="Calibri" w:eastAsia="Calibri" w:hAnsi="Calibri" w:cs="Calibri"/>
-                <w:b/>
-                <w:bCs/>
-                <w:color w:val="B1001B"/>
-                <w:sz w:val="24"/>
-                <w:szCs w:val="24"/>
-              </w:rPr>
-              <w:t>Work Experience</w:t>
-            </w:r>
-          </w:p>
-          <w:p>
-            <w:pPr>
-              <w:tabs>
-                <w:tab w:val="right" w:pos="6900"/>
-              </w:tabs>
-            </w:pPr>
+              </w:rPr>
+              <w:t xml:space="preserve"> showcase</w:t>
+            </w:r>
             <w:r>
               <w:rPr>
                 <w:rFonts w:ascii="Calibri" w:eastAsia="Calibri" w:hAnsi="Calibri" w:cs="Calibri"/>
                 <w:i/>
                 <w:iCs/>
                 <w:color w:val="6B6260"/>
-              </w:rPr>
-              <w:t>I am at the beginning of my professional journey and am</w:t>
+                <w:lang w:val="en-US"/>
+              </w:rPr>
+              <w:t xml:space="preserve"> my</w:t>
             </w:r>
             <w:r>
               <w:rPr>
@@ -2369,90 +2577,7 @@
                 <w:iCs/>
                 <w:color w:val="6B6260"/>
               </w:rPr>
-              <w:t xml:space="preserve"> </w:t>
-            </w:r>
-            <w:r>
-              <w:rPr>
-                <w:rFonts w:ascii="Calibri" w:eastAsia="Calibri" w:hAnsi="Calibri" w:cs="Calibri"/>
-                <w:i/>
-                <w:iCs/>
-                <w:color w:val="6B6260"/>
-              </w:rPr>
-              <w:t>actively seeking a junior developer role or internship.</w:t>
-            </w:r>
-            <w:r>
-              <w:rPr>
-                <w:rFonts w:ascii="Calibri" w:eastAsia="Calibri" w:hAnsi="Calibri" w:cs="Calibri"/>
-                <w:i/>
-                <w:iCs/>
-                <w:color w:val="6B6260"/>
-              </w:rPr>
-              <w:t xml:space="preserve"> </w:t>
-            </w:r>
-            <w:r>
-              <w:rPr>
-                <w:rFonts w:ascii="Calibri" w:eastAsia="Calibri" w:hAnsi="Calibri" w:cs="Calibri"/>
-                <w:i/>
-                <w:iCs/>
-                <w:color w:val="6B6260"/>
-              </w:rPr>
-              <w:t xml:space="preserve">The projects </w:t>
-            </w:r>
-            <w:r>
-              <w:rPr>
-                <w:rFonts w:ascii="Calibri" w:eastAsia="Calibri" w:hAnsi="Calibri" w:cs="Calibri"/>
-                <w:i/>
-                <w:iCs/>
-                <w:color w:val="6B6260"/>
-                <w:lang w:val="en-US"/>
-              </w:rPr>
-              <w:t>above</w:t>
-            </w:r>
-            <w:r>
-              <w:rPr>
-                <w:rFonts w:ascii="Calibri" w:eastAsia="Calibri" w:hAnsi="Calibri" w:cs="Calibri"/>
-                <w:i/>
-                <w:iCs/>
-                <w:color w:val="6B6260"/>
-              </w:rPr>
-              <w:t xml:space="preserve"> showcase</w:t>
-            </w:r>
-            <w:r>
-              <w:rPr>
-                <w:rFonts w:ascii="Calibri" w:eastAsia="Calibri" w:hAnsi="Calibri" w:cs="Calibri"/>
-                <w:i/>
-                <w:iCs/>
-                <w:color w:val="6B6260"/>
-                <w:lang w:val="en-US"/>
-              </w:rPr>
-              <w:t xml:space="preserve"> my</w:t>
-            </w:r>
-            <w:r>
-              <w:rPr>
-                <w:rFonts w:ascii="Calibri" w:eastAsia="Calibri" w:hAnsi="Calibri" w:cs="Calibri"/>
-                <w:i/>
-                <w:iCs/>
-                <w:color w:val="6B6260"/>
-              </w:rPr>
-              <w:t xml:space="preserve"> hands-on</w:t>
-            </w:r>
-            <w:r>
-              <w:rPr>
-                <w:rFonts w:ascii="Calibri" w:eastAsia="Calibri" w:hAnsi="Calibri" w:cs="Calibri"/>
-                <w:i/>
-                <w:iCs/>
-                <w:color w:val="6B6260"/>
-              </w:rPr>
-              <w:t xml:space="preserve"> </w:t>
-            </w:r>
-            <w:r>
-              <w:rPr>
-                <w:rFonts w:ascii="Calibri" w:eastAsia="Calibri" w:hAnsi="Calibri" w:cs="Calibri"/>
-                <w:i/>
-                <w:iCs/>
-                <w:color w:val="6B6260"/>
-              </w:rPr>
-              <w:t>experience in developing software solutions</w:t>
+              <w:t xml:space="preserve"> hands-on experience in developing software solutions</w:t>
             </w:r>
           </w:p>
         </w:tc>
@@ -2461,7 +2586,7 @@
     <w:p/>
     <w:sectPr>
       <w:pgSz w:w="11906" w:h="16838"/>
-      <w:pgMar w:top="450" w:right="380" w:bottom="100" w:left="380" w:header="708" w:footer="708" w:gutter="0"/>
+      <w:pgMar w:top="284" w:right="380" w:bottom="102" w:left="380" w:header="709" w:footer="709" w:gutter="0"/>
       <w:cols w:space="708"/>
       <w:docGrid w:linePitch="360"/>
     </w:sectPr>
@@ -3160,7 +3285,7 @@
   <w:style w:type="paragraph" w:default="1" w:styleId="Normal">
     <w:name w:val="Normal"/>
     <w:qFormat/>
-    <w:rsid w:val="00E80364"/>
+    <w:rsid w:val="003309B2"/>
   </w:style>
   <w:style w:type="paragraph" w:styleId="Heading1">
     <w:name w:val="heading 1"/>

--- a/public/CV/Kaloyan_Kostadinov_CV.docx
+++ b/public/CV/Kaloyan_Kostadinov_CV.docx
@@ -364,7 +364,7 @@
                 <w:sz w:val="18"/>
                 <w:szCs w:val="18"/>
               </w:rPr>
-              <w:t>Tailwind CSS, shadcn/ui, Bootstrap, Three.js,</w:t>
+              <w:t>Tailwind CSS, shadcn/ui, Bootstrap,</w:t>
             </w:r>
             <w:r>
               <w:rPr>
@@ -1494,15 +1494,15 @@
                 <w:rFonts w:ascii="Calibri" w:eastAsia="Calibri" w:hAnsi="Calibri" w:cs="Calibri"/>
                 <w:color w:val="1A1414"/>
               </w:rPr>
-              <w:t>A-Frame/Three.js</w:t>
-            </w:r>
-            <w:r>
-              <w:rPr>
-                <w:rFonts w:ascii="Calibri" w:eastAsia="Calibri" w:hAnsi="Calibri" w:cs="Calibri"/>
-                <w:color w:val="1A1414"/>
-                <w:lang w:val="en-US"/>
-              </w:rPr>
-              <w:t xml:space="preserve"> scene</w:t>
+              <w:t xml:space="preserve">A-Frame </w:t>
+            </w:r>
+            <w:r>
+              <w:rPr>
+                <w:rFonts w:ascii="Calibri" w:eastAsia="Calibri" w:hAnsi="Calibri" w:cs="Calibri"/>
+                <w:color w:val="1A1414"/>
+                <w:lang w:val="en-US"/>
+              </w:rPr>
+              <w:t>scene</w:t>
             </w:r>
             <w:r>
               <w:rPr>
@@ -1733,15 +1733,7 @@
                 <w:color w:val="1A1414"/>
                 <w:lang w:val="en-US"/>
               </w:rPr>
-              <w:t>Standalone background worker that polls the database every 60 seconds for overdue tasks, deployed as a separate Spring Boot process</w:t>
-            </w:r>
-            <w:r>
-              <w:rPr>
-                <w:rFonts w:ascii="Calibri" w:eastAsia="Calibri" w:hAnsi="Calibri" w:cs="Calibri"/>
-                <w:color w:val="1A1414"/>
-                <w:lang w:val="en-US"/>
-              </w:rPr>
-              <w:t>, so it can be deployed, restarted, and scaled on its own</w:t>
+              <w:t>Standalone background worker that polls the database every 60 seconds for overdue tasks, deployed as a separate Spring Boot process, so it can be deployed, restarted, and scaled on its own</w:t>
             </w:r>
           </w:p>
           <w:p>
@@ -2528,28 +2520,198 @@
           </w:p>
           <w:p>
             <w:pPr>
+              <w:spacing w:before="110" w:after="50"/>
+              <w:rPr>
+                <w:lang w:val="en-US"/>
+              </w:rPr>
+            </w:pPr>
+            <w:r>
+              <w:rPr>
+                <w:rFonts w:ascii="Calibri" w:eastAsia="Calibri" w:hAnsi="Calibri" w:cs="Calibri"/>
+                <w:b/>
+                <w:bCs/>
+                <w:color w:val="1A1414"/>
+                <w:sz w:val="22"/>
+                <w:szCs w:val="22"/>
+              </w:rPr>
+              <w:t>Web Development Intern</w:t>
+            </w:r>
+            <w:r>
+              <w:rPr>
+                <w:rFonts w:ascii="Calibri" w:eastAsia="Calibri" w:hAnsi="Calibri" w:cs="Calibri"/>
+                <w:b/>
+                <w:bCs/>
+                <w:color w:val="1A1414"/>
+                <w:sz w:val="22"/>
+                <w:szCs w:val="22"/>
+                <w:lang w:val="en-US"/>
+              </w:rPr>
+              <w:t xml:space="preserve"> </w:t>
+            </w:r>
+            <w:r>
+              <w:rPr>
+                <w:rFonts w:ascii="Calibri" w:eastAsia="Calibri" w:hAnsi="Calibri" w:cs="Calibri"/>
+                <w:b/>
+                <w:bCs/>
+                <w:color w:val="1A1414"/>
+                <w:sz w:val="22"/>
+                <w:szCs w:val="22"/>
+                <w:lang w:val="en-US"/>
+              </w:rPr>
+              <w:t>–</w:t>
+            </w:r>
+            <w:r>
+              <w:rPr>
+                <w:rFonts w:ascii="Calibri" w:eastAsia="Calibri" w:hAnsi="Calibri" w:cs="Calibri"/>
+                <w:b/>
+                <w:bCs/>
+                <w:color w:val="1A1414"/>
+                <w:sz w:val="22"/>
+                <w:szCs w:val="22"/>
+                <w:lang w:val="en-US"/>
+              </w:rPr>
+              <w:t xml:space="preserve"> IB Computers</w:t>
+            </w:r>
+          </w:p>
+          <w:p>
+            <w:pPr>
+              <w:spacing w:after="70"/>
+            </w:pPr>
+            <w:r>
+              <w:rPr>
+                <w:rFonts w:ascii="Calibri" w:eastAsia="Calibri" w:hAnsi="Calibri" w:cs="Calibri"/>
+                <w:i/>
+                <w:iCs/>
+                <w:color w:val="6B6260"/>
+                <w:sz w:val="18"/>
+                <w:szCs w:val="18"/>
+              </w:rPr>
+              <w:t xml:space="preserve">Jul 2026 · </w:t>
+            </w:r>
+            <w:r>
+              <w:rPr>
+                <w:rFonts w:ascii="Calibri" w:eastAsia="Calibri" w:hAnsi="Calibri" w:cs="Calibri"/>
+                <w:i/>
+                <w:iCs/>
+                <w:color w:val="6B6260"/>
+                <w:sz w:val="18"/>
+                <w:szCs w:val="18"/>
+              </w:rPr>
+              <w:t>1 month</w:t>
+            </w:r>
+            <w:r>
+              <w:rPr>
+                <w:rFonts w:ascii="Calibri" w:eastAsia="Calibri" w:hAnsi="Calibri" w:cs="Calibri"/>
+                <w:i/>
+                <w:iCs/>
+                <w:color w:val="6B6260"/>
+                <w:sz w:val="18"/>
+                <w:szCs w:val="18"/>
+              </w:rPr>
+              <w:t xml:space="preserve"> </w:t>
+            </w:r>
+            <w:r>
+              <w:rPr>
+                <w:rFonts w:ascii="Calibri" w:eastAsia="Calibri" w:hAnsi="Calibri" w:cs="Calibri"/>
+                <w:i/>
+                <w:iCs/>
+                <w:color w:val="6B6260"/>
+                <w:sz w:val="18"/>
+                <w:szCs w:val="18"/>
+              </w:rPr>
+              <w:t>–</w:t>
+            </w:r>
+            <w:r>
+              <w:rPr>
+                <w:rFonts w:ascii="Calibri" w:eastAsia="Calibri" w:hAnsi="Calibri" w:cs="Calibri"/>
+                <w:i/>
+                <w:iCs/>
+                <w:color w:val="6B6260"/>
+                <w:sz w:val="18"/>
+                <w:szCs w:val="18"/>
+              </w:rPr>
+              <w:t xml:space="preserve"> Pernik, Bulgaria</w:t>
+            </w:r>
+          </w:p>
+          <w:p>
+            <w:pPr>
+              <w:pStyle w:val="ListParagraph"/>
+              <w:numPr>
+                <w:ilvl w:val="0"/>
+                <w:numId w:val="3"/>
+              </w:numPr>
               <w:tabs>
                 <w:tab w:val="right" w:pos="6900"/>
               </w:tabs>
-            </w:pPr>
-            <w:r>
-              <w:rPr>
-                <w:rFonts w:ascii="Calibri" w:eastAsia="Calibri" w:hAnsi="Calibri" w:cs="Calibri"/>
+              <w:spacing w:after="70"/>
+              <w:ind w:hanging="198"/>
+            </w:pPr>
+            <w:r>
+              <w:rPr>
+                <w:rFonts w:ascii="Calibri" w:eastAsia="Calibri" w:hAnsi="Calibri" w:cs="Calibri"/>
+                <w:color w:val="1A1414"/>
+              </w:rPr>
+              <w:t>Helped maintain and improve the company website, including layout and styling adjustments, supporting the company's digital presence alongside its hardware and IT services.</w:t>
+            </w:r>
+          </w:p>
+          <w:p>
+            <w:pPr>
+              <w:pStyle w:val="ListParagraph"/>
+              <w:numPr>
+                <w:ilvl w:val="0"/>
+                <w:numId w:val="3"/>
+              </w:numPr>
+              <w:tabs>
+                <w:tab w:val="right" w:pos="6900"/>
+              </w:tabs>
+              <w:spacing w:after="70"/>
+              <w:ind w:hanging="198"/>
+            </w:pPr>
+            <w:r>
+              <w:rPr>
+                <w:rFonts w:ascii="Calibri" w:eastAsia="Calibri" w:hAnsi="Calibri" w:cs="Calibri"/>
+                <w:color w:val="1A1414"/>
+              </w:rPr>
+              <w:t>The company specializes in IT support, computer repair, and network infrastructure services</w:t>
+            </w:r>
+            <w:r>
+              <w:rPr>
+                <w:rFonts w:ascii="Calibri" w:eastAsia="Calibri" w:hAnsi="Calibri" w:cs="Calibri"/>
+                <w:color w:val="1A1414"/>
+              </w:rPr>
+              <w:t>.</w:t>
+            </w:r>
+          </w:p>
+          <w:p>
+            <w:pPr>
+              <w:spacing w:after="180"/>
+            </w:pPr>
+            <w:r>
+              <w:rPr>
+                <w:rFonts w:ascii="Calibri" w:eastAsia="Calibri" w:hAnsi="Calibri" w:cs="Calibri"/>
+                <w:b/>
+                <w:bCs/>
                 <w:i/>
                 <w:iCs/>
                 <w:color w:val="6B6260"/>
-              </w:rPr>
-              <w:t xml:space="preserve">I am at the beginning of my professional journey and am actively seeking a junior developer role or internship. The projects </w:t>
-            </w:r>
-            <w:r>
-              <w:rPr>
-                <w:rFonts w:ascii="Calibri" w:eastAsia="Calibri" w:hAnsi="Calibri" w:cs="Calibri"/>
+                <w:sz w:val="18"/>
+                <w:szCs w:val="18"/>
+                <w:lang w:val="en-US"/>
+              </w:rPr>
+              <w:t xml:space="preserve">Related </w:t>
+            </w:r>
+            <w:r>
+              <w:rPr>
+                <w:rFonts w:ascii="Calibri" w:eastAsia="Calibri" w:hAnsi="Calibri" w:cs="Calibri"/>
+                <w:b/>
+                <w:bCs/>
                 <w:i/>
                 <w:iCs/>
                 <w:color w:val="6B6260"/>
-                <w:lang w:val="en-US"/>
-              </w:rPr>
-              <w:t>above</w:t>
+                <w:sz w:val="18"/>
+                <w:szCs w:val="18"/>
+              </w:rPr>
+              <w:t xml:space="preserve">Skills: </w:t>
             </w:r>
             <w:r>
               <w:rPr>
@@ -2557,18 +2719,81 @@
                 <w:i/>
                 <w:iCs/>
                 <w:color w:val="6B6260"/>
-              </w:rPr>
-              <w:t xml:space="preserve"> showcase</w:t>
-            </w:r>
+                <w:sz w:val="18"/>
+                <w:szCs w:val="18"/>
+              </w:rPr>
+              <w:t>Web and Front-End Development</w:t>
+            </w:r>
+          </w:p>
+          <w:p>
+            <w:pPr>
+              <w:spacing w:before="110" w:after="50"/>
+              <w:rPr>
+                <w:lang w:val="en-US"/>
+              </w:rPr>
+            </w:pPr>
+            <w:r>
+              <w:rPr>
+                <w:rFonts w:ascii="Calibri" w:eastAsia="Calibri" w:hAnsi="Calibri" w:cs="Calibri"/>
+                <w:b/>
+                <w:bCs/>
+                <w:color w:val="1A1414"/>
+                <w:sz w:val="22"/>
+                <w:szCs w:val="22"/>
+              </w:rPr>
+              <w:t>Web Development Intern</w:t>
+            </w:r>
+            <w:r>
+              <w:rPr>
+                <w:rFonts w:ascii="Calibri" w:eastAsia="Calibri" w:hAnsi="Calibri" w:cs="Calibri"/>
+                <w:b/>
+                <w:bCs/>
+                <w:color w:val="1A1414"/>
+                <w:sz w:val="22"/>
+                <w:szCs w:val="22"/>
+                <w:lang w:val="en-US"/>
+              </w:rPr>
+              <w:t xml:space="preserve"> </w:t>
+            </w:r>
+            <w:r>
+              <w:rPr>
+                <w:rFonts w:ascii="Calibri" w:eastAsia="Calibri" w:hAnsi="Calibri" w:cs="Calibri"/>
+                <w:b/>
+                <w:bCs/>
+                <w:color w:val="1A1414"/>
+                <w:sz w:val="22"/>
+                <w:szCs w:val="22"/>
+                <w:lang w:val="en-US"/>
+              </w:rPr>
+              <w:t>–</w:t>
+            </w:r>
+            <w:r>
+              <w:rPr>
+                <w:rFonts w:ascii="Calibri" w:eastAsia="Calibri" w:hAnsi="Calibri" w:cs="Calibri"/>
+                <w:b/>
+                <w:bCs/>
+                <w:color w:val="1A1414"/>
+                <w:sz w:val="22"/>
+                <w:szCs w:val="22"/>
+                <w:lang w:val="en-US"/>
+              </w:rPr>
+              <w:t xml:space="preserve"> Silo Works</w:t>
+            </w:r>
+          </w:p>
+          <w:p>
+            <w:pPr>
+              <w:spacing w:after="70"/>
+            </w:pPr>
             <w:r>
               <w:rPr>
                 <w:rFonts w:ascii="Calibri" w:eastAsia="Calibri" w:hAnsi="Calibri" w:cs="Calibri"/>
                 <w:i/>
                 <w:iCs/>
                 <w:color w:val="6B6260"/>
-                <w:lang w:val="en-US"/>
-              </w:rPr>
-              <w:t xml:space="preserve"> my</w:t>
+                <w:sz w:val="18"/>
+                <w:szCs w:val="18"/>
+              </w:rPr>
+              <w:t xml:space="preserve">Jul 2025 · </w:t>
             </w:r>
             <w:r>
               <w:rPr>
@@ -2576,8 +2801,387 @@
                 <w:i/>
                 <w:iCs/>
                 <w:color w:val="6B6260"/>
-              </w:rPr>
-              <w:t xml:space="preserve"> hands-on experience in developing software solutions</w:t>
+                <w:sz w:val="18"/>
+                <w:szCs w:val="18"/>
+              </w:rPr>
+              <w:t>1 month</w:t>
+            </w:r>
+            <w:r>
+              <w:rPr>
+                <w:rFonts w:ascii="Calibri" w:eastAsia="Calibri" w:hAnsi="Calibri" w:cs="Calibri"/>
+                <w:i/>
+                <w:iCs/>
+                <w:color w:val="6B6260"/>
+                <w:sz w:val="18"/>
+                <w:szCs w:val="18"/>
+              </w:rPr>
+              <w:t xml:space="preserve"> </w:t>
+            </w:r>
+            <w:r>
+              <w:rPr>
+                <w:rFonts w:ascii="Calibri" w:eastAsia="Calibri" w:hAnsi="Calibri" w:cs="Calibri"/>
+                <w:i/>
+                <w:iCs/>
+                <w:color w:val="6B6260"/>
+                <w:sz w:val="18"/>
+                <w:szCs w:val="18"/>
+              </w:rPr>
+              <w:t>–</w:t>
+            </w:r>
+            <w:r>
+              <w:rPr>
+                <w:rFonts w:ascii="Calibri" w:eastAsia="Calibri" w:hAnsi="Calibri" w:cs="Calibri"/>
+                <w:i/>
+                <w:iCs/>
+                <w:color w:val="6B6260"/>
+                <w:sz w:val="18"/>
+                <w:szCs w:val="18"/>
+              </w:rPr>
+              <w:t xml:space="preserve"> Pernik, Bulgaria</w:t>
+            </w:r>
+          </w:p>
+          <w:p>
+            <w:pPr>
+              <w:pStyle w:val="ListParagraph"/>
+              <w:numPr>
+                <w:ilvl w:val="0"/>
+                <w:numId w:val="3"/>
+              </w:numPr>
+              <w:tabs>
+                <w:tab w:val="right" w:pos="6900"/>
+              </w:tabs>
+              <w:spacing w:after="70"/>
+              <w:ind w:hanging="198"/>
+            </w:pPr>
+            <w:r>
+              <w:rPr>
+                <w:rFonts w:ascii="Calibri" w:eastAsia="Calibri" w:hAnsi="Calibri" w:cs="Calibri"/>
+                <w:color w:val="1A1414"/>
+              </w:rPr>
+              <w:t>Given a task to build a simple VR scene demonstrating an immersive experience, with guidance from the development team. This gave me hands-on experience with A-Frame, a framework for building virtual environments, within a company focused on digital twin and BIM solutions</w:t>
+            </w:r>
+            <w:r>
+              <w:rPr>
+                <w:rFonts w:ascii="Calibri" w:eastAsia="Calibri" w:hAnsi="Calibri" w:cs="Calibri"/>
+                <w:color w:val="1A1414"/>
+              </w:rPr>
+              <w:t>.</w:t>
+            </w:r>
+          </w:p>
+          <w:p>
+            <w:pPr>
+              <w:pStyle w:val="ListParagraph"/>
+              <w:numPr>
+                <w:ilvl w:val="0"/>
+                <w:numId w:val="3"/>
+              </w:numPr>
+              <w:tabs>
+                <w:tab w:val="right" w:pos="6900"/>
+              </w:tabs>
+              <w:spacing w:after="70"/>
+              <w:ind w:hanging="198"/>
+            </w:pPr>
+            <w:r>
+              <w:rPr>
+                <w:rFonts w:ascii="Calibri" w:eastAsia="Calibri" w:hAnsi="Calibri" w:cs="Calibri"/>
+                <w:color w:val="1A1414"/>
+              </w:rPr>
+              <w:t>This work later served as the starting point of the development of the VR environment in my personal project, MindReel, where I built on and expanded what I had learned by combining different skills and technologies to create a functional implementation</w:t>
+            </w:r>
+            <w:r>
+              <w:rPr>
+                <w:rFonts w:ascii="Calibri" w:eastAsia="Calibri" w:hAnsi="Calibri" w:cs="Calibri"/>
+                <w:color w:val="1A1414"/>
+              </w:rPr>
+              <w:t>.</w:t>
+            </w:r>
+          </w:p>
+          <w:p>
+            <w:pPr>
+              <w:spacing w:after="180"/>
+            </w:pPr>
+            <w:r>
+              <w:rPr>
+                <w:rFonts w:ascii="Calibri" w:eastAsia="Calibri" w:hAnsi="Calibri" w:cs="Calibri"/>
+                <w:b/>
+                <w:bCs/>
+                <w:i/>
+                <w:iCs/>
+                <w:color w:val="6B6260"/>
+                <w:sz w:val="18"/>
+                <w:szCs w:val="18"/>
+                <w:lang w:val="en-US"/>
+              </w:rPr>
+              <w:t xml:space="preserve">Related </w:t>
+            </w:r>
+            <w:r>
+              <w:rPr>
+                <w:rFonts w:ascii="Calibri" w:eastAsia="Calibri" w:hAnsi="Calibri" w:cs="Calibri"/>
+                <w:b/>
+                <w:bCs/>
+                <w:i/>
+                <w:iCs/>
+                <w:color w:val="6B6260"/>
+                <w:sz w:val="18"/>
+                <w:szCs w:val="18"/>
+              </w:rPr>
+              <w:t xml:space="preserve">Skills: </w:t>
+            </w:r>
+            <w:r>
+              <w:rPr>
+                <w:rFonts w:ascii="Calibri" w:eastAsia="Calibri" w:hAnsi="Calibri" w:cs="Calibri"/>
+                <w:i/>
+                <w:iCs/>
+                <w:color w:val="6B6260"/>
+                <w:sz w:val="18"/>
+                <w:szCs w:val="18"/>
+              </w:rPr>
+              <w:t>A-Frame (Virtual Reality Framework) and TypeScript</w:t>
+            </w:r>
+          </w:p>
+          <w:p>
+            <w:pPr>
+              <w:spacing w:before="110" w:after="50"/>
+              <w:rPr>
+                <w:lang w:val="en-US"/>
+              </w:rPr>
+            </w:pPr>
+            <w:r>
+              <w:rPr>
+                <w:rFonts w:ascii="Calibri" w:eastAsia="Calibri" w:hAnsi="Calibri" w:cs="Calibri"/>
+                <w:b/>
+                <w:bCs/>
+                <w:color w:val="1A1414"/>
+                <w:sz w:val="22"/>
+                <w:szCs w:val="22"/>
+              </w:rPr>
+              <w:t>Software Development Intern</w:t>
+            </w:r>
+            <w:r>
+              <w:rPr>
+                <w:rFonts w:ascii="Calibri" w:eastAsia="Calibri" w:hAnsi="Calibri" w:cs="Calibri"/>
+                <w:b/>
+                <w:bCs/>
+                <w:color w:val="1A1414"/>
+                <w:sz w:val="22"/>
+                <w:szCs w:val="22"/>
+                <w:lang w:val="en-US"/>
+              </w:rPr>
+              <w:t xml:space="preserve"> </w:t>
+            </w:r>
+            <w:r>
+              <w:rPr>
+                <w:rFonts w:ascii="Calibri" w:eastAsia="Calibri" w:hAnsi="Calibri" w:cs="Calibri"/>
+                <w:b/>
+                <w:bCs/>
+                <w:color w:val="1A1414"/>
+                <w:sz w:val="22"/>
+                <w:szCs w:val="22"/>
+                <w:lang w:val="en-US"/>
+              </w:rPr>
+              <w:t>–</w:t>
+            </w:r>
+            <w:r>
+              <w:rPr>
+                <w:rFonts w:ascii="Calibri" w:eastAsia="Calibri" w:hAnsi="Calibri" w:cs="Calibri"/>
+                <w:b/>
+                <w:bCs/>
+                <w:color w:val="1A1414"/>
+                <w:sz w:val="22"/>
+                <w:szCs w:val="22"/>
+                <w:lang w:val="en-US"/>
+              </w:rPr>
+              <w:t xml:space="preserve"> Graosoft</w:t>
+            </w:r>
+          </w:p>
+          <w:p>
+            <w:pPr>
+              <w:spacing w:after="70"/>
+            </w:pPr>
+            <w:r>
+              <w:rPr>
+                <w:rFonts w:ascii="Calibri" w:eastAsia="Calibri" w:hAnsi="Calibri" w:cs="Calibri"/>
+                <w:i/>
+                <w:iCs/>
+                <w:color w:val="6B6260"/>
+                <w:sz w:val="18"/>
+                <w:szCs w:val="18"/>
+              </w:rPr>
+              <w:t xml:space="preserve">Jul 2024 · </w:t>
+            </w:r>
+            <w:r>
+              <w:rPr>
+                <w:rFonts w:ascii="Calibri" w:eastAsia="Calibri" w:hAnsi="Calibri" w:cs="Calibri"/>
+                <w:i/>
+                <w:iCs/>
+                <w:color w:val="6B6260"/>
+                <w:sz w:val="18"/>
+                <w:szCs w:val="18"/>
+              </w:rPr>
+              <w:t>1 month</w:t>
+            </w:r>
+            <w:r>
+              <w:rPr>
+                <w:rFonts w:ascii="Calibri" w:eastAsia="Calibri" w:hAnsi="Calibri" w:cs="Calibri"/>
+                <w:i/>
+                <w:iCs/>
+                <w:color w:val="6B6260"/>
+                <w:sz w:val="18"/>
+                <w:szCs w:val="18"/>
+              </w:rPr>
+              <w:t xml:space="preserve"> </w:t>
+            </w:r>
+            <w:r>
+              <w:rPr>
+                <w:rFonts w:ascii="Calibri" w:eastAsia="Calibri" w:hAnsi="Calibri" w:cs="Calibri"/>
+                <w:i/>
+                <w:iCs/>
+                <w:color w:val="6B6260"/>
+                <w:sz w:val="18"/>
+                <w:szCs w:val="18"/>
+              </w:rPr>
+              <w:t>–</w:t>
+            </w:r>
+            <w:r>
+              <w:rPr>
+                <w:rFonts w:ascii="Calibri" w:eastAsia="Calibri" w:hAnsi="Calibri" w:cs="Calibri"/>
+                <w:i/>
+                <w:iCs/>
+                <w:color w:val="6B6260"/>
+                <w:sz w:val="18"/>
+                <w:szCs w:val="18"/>
+              </w:rPr>
+              <w:t xml:space="preserve"> Pernik, Bulgaria</w:t>
+            </w:r>
+          </w:p>
+          <w:p>
+            <w:pPr>
+              <w:pStyle w:val="ListParagraph"/>
+              <w:numPr>
+                <w:ilvl w:val="0"/>
+                <w:numId w:val="3"/>
+              </w:numPr>
+              <w:tabs>
+                <w:tab w:val="right" w:pos="6900"/>
+              </w:tabs>
+              <w:spacing w:after="70"/>
+              <w:ind w:hanging="198"/>
+            </w:pPr>
+            <w:r>
+              <w:rPr>
+                <w:rFonts w:ascii="Calibri" w:eastAsia="Calibri" w:hAnsi="Calibri" w:cs="Calibri"/>
+                <w:color w:val="1A1414"/>
+              </w:rPr>
+              <w:t>Gained exposure to good practices and professional standards in software development through guidance and feedback from Graosoft's development team</w:t>
+            </w:r>
+            <w:r>
+              <w:rPr>
+                <w:rFonts w:ascii="Calibri" w:eastAsia="Calibri" w:hAnsi="Calibri" w:cs="Calibri"/>
+                <w:color w:val="1A1414"/>
+              </w:rPr>
+              <w:t>.</w:t>
+            </w:r>
+          </w:p>
+          <w:p>
+            <w:pPr>
+              <w:pStyle w:val="ListParagraph"/>
+              <w:numPr>
+                <w:ilvl w:val="0"/>
+                <w:numId w:val="3"/>
+              </w:numPr>
+              <w:tabs>
+                <w:tab w:val="right" w:pos="6900"/>
+              </w:tabs>
+              <w:spacing w:after="70"/>
+              <w:ind w:hanging="198"/>
+            </w:pPr>
+            <w:r>
+              <w:rPr>
+                <w:rFonts w:ascii="Calibri" w:eastAsia="Calibri" w:hAnsi="Calibri" w:cs="Calibri"/>
+                <w:color w:val="1A1414"/>
+              </w:rPr>
+              <w:t>Discussions covered code quality, team workflows, and career growth in the tech industry.</w:t>
+            </w:r>
+          </w:p>
+          <w:p>
+            <w:pPr>
+              <w:spacing w:after="50"/>
+              <w:rPr>
+                <w:lang w:val="en-US"/>
+              </w:rPr>
+            </w:pPr>
+            <w:r>
+              <w:rPr>
+                <w:rFonts w:ascii="Calibri" w:eastAsia="Calibri" w:hAnsi="Calibri" w:cs="Calibri"/>
+                <w:b/>
+                <w:bCs/>
+                <w:i/>
+                <w:iCs/>
+                <w:color w:val="6B6260"/>
+                <w:sz w:val="18"/>
+                <w:szCs w:val="18"/>
+                <w:lang w:val="en-US"/>
+              </w:rPr>
+              <w:t xml:space="preserve">Related </w:t>
+            </w:r>
+            <w:r>
+              <w:rPr>
+                <w:rFonts w:ascii="Calibri" w:eastAsia="Calibri" w:hAnsi="Calibri" w:cs="Calibri"/>
+                <w:b/>
+                <w:bCs/>
+                <w:i/>
+                <w:iCs/>
+                <w:color w:val="6B6260"/>
+                <w:sz w:val="18"/>
+                <w:szCs w:val="18"/>
+              </w:rPr>
+              <w:t xml:space="preserve">Skills: </w:t>
+            </w:r>
+            <w:r>
+              <w:rPr>
+                <w:rFonts w:ascii="Calibri" w:eastAsia="Calibri" w:hAnsi="Calibri" w:cs="Calibri"/>
+                <w:i/>
+                <w:iCs/>
+                <w:color w:val="6B6260"/>
+                <w:sz w:val="18"/>
+                <w:szCs w:val="18"/>
+              </w:rPr>
+              <w:t>Vue.js, TypeScript</w:t>
+            </w:r>
+            <w:r>
+              <w:rPr>
+                <w:rFonts w:ascii="Calibri" w:eastAsia="Calibri" w:hAnsi="Calibri" w:cs="Calibri"/>
+                <w:i/>
+                <w:iCs/>
+                <w:color w:val="6B6260"/>
+                <w:sz w:val="18"/>
+                <w:szCs w:val="18"/>
+                <w:lang w:val="en-US"/>
+              </w:rPr>
+              <w:t>,</w:t>
+            </w:r>
+            <w:r>
+              <w:rPr>
+                <w:rFonts w:ascii="Calibri" w:eastAsia="Calibri" w:hAnsi="Calibri" w:cs="Calibri"/>
+                <w:i/>
+                <w:iCs/>
+                <w:color w:val="6B6260"/>
+                <w:sz w:val="18"/>
+                <w:szCs w:val="18"/>
+              </w:rPr>
+              <w:t xml:space="preserve"> </w:t>
+            </w:r>
+            <w:r>
+              <w:rPr>
+                <w:rFonts w:ascii="Calibri" w:eastAsia="Calibri" w:hAnsi="Calibri" w:cs="Calibri"/>
+                <w:i/>
+                <w:iCs/>
+                <w:color w:val="6B6260"/>
+                <w:sz w:val="18"/>
+                <w:szCs w:val="18"/>
+                <w:lang w:val="en-US"/>
+              </w:rPr>
+              <w:t>and Git</w:t>
             </w:r>
           </w:p>
         </w:tc>

--- a/public/CV/Kaloyan_Kostadinov_CV.docx
+++ b/public/CV/Kaloyan_Kostadinov_CV.docx
@@ -1055,6 +1055,482 @@
                 <w:bottom w:val="single" w:sz="4" w:space="3" w:color="B1001B"/>
               </w:pBdr>
               <w:spacing w:after="90" w:line="200" w:lineRule="exact"/>
+            </w:pPr>
+            <w:r>
+              <w:rPr>
+                <w:rFonts w:ascii="Calibri" w:eastAsia="Calibri" w:hAnsi="Calibri" w:cs="Calibri"/>
+                <w:b/>
+                <w:bCs/>
+                <w:color w:val="B1001B"/>
+                <w:sz w:val="24"/>
+                <w:szCs w:val="24"/>
+              </w:rPr>
+              <w:t>Work Experience</w:t>
+            </w:r>
+          </w:p>
+          <w:p>
+            <w:pPr>
+              <w:spacing w:before="110" w:after="50"/>
+              <w:rPr>
+                <w:lang w:val="en-US"/>
+              </w:rPr>
+            </w:pPr>
+            <w:r>
+              <w:rPr>
+                <w:rFonts w:ascii="Calibri" w:eastAsia="Calibri" w:hAnsi="Calibri" w:cs="Calibri"/>
+                <w:b/>
+                <w:bCs/>
+                <w:color w:val="1A1414"/>
+                <w:sz w:val="22"/>
+                <w:szCs w:val="22"/>
+              </w:rPr>
+              <w:t>Web Development Intern</w:t>
+            </w:r>
+            <w:r>
+              <w:rPr>
+                <w:rFonts w:ascii="Calibri" w:eastAsia="Calibri" w:hAnsi="Calibri" w:cs="Calibri"/>
+                <w:b/>
+                <w:bCs/>
+                <w:color w:val="1A1414"/>
+                <w:sz w:val="22"/>
+                <w:szCs w:val="22"/>
+                <w:lang w:val="en-US"/>
+              </w:rPr>
+              <w:t xml:space="preserve"> – IB Computers</w:t>
+            </w:r>
+          </w:p>
+          <w:p>
+            <w:pPr>
+              <w:spacing w:after="70"/>
+            </w:pPr>
+            <w:r>
+              <w:rPr>
+                <w:rFonts w:ascii="Calibri" w:eastAsia="Calibri" w:hAnsi="Calibri" w:cs="Calibri"/>
+                <w:i/>
+                <w:iCs/>
+                <w:color w:val="6B6260"/>
+                <w:sz w:val="18"/>
+                <w:szCs w:val="18"/>
+              </w:rPr>
+              <w:t>Jul 2026 – Pernik, Bulgaria</w:t>
+            </w:r>
+          </w:p>
+          <w:p>
+            <w:pPr>
+              <w:pStyle w:val="ListParagraph"/>
+              <w:numPr>
+                <w:ilvl w:val="0"/>
+                <w:numId w:val="3"/>
+              </w:numPr>
+              <w:tabs>
+                <w:tab w:val="right" w:pos="6900"/>
+              </w:tabs>
+              <w:spacing w:after="70"/>
+              <w:ind w:hanging="198"/>
+            </w:pPr>
+            <w:r>
+              <w:rPr>
+                <w:rFonts w:ascii="Calibri" w:eastAsia="Calibri" w:hAnsi="Calibri" w:cs="Calibri"/>
+                <w:color w:val="1A1414"/>
+              </w:rPr>
+              <w:t>Helped maintain and improve the company website, including layout and styling adjustments, supporting the company's digital presence alongside its hardware and IT services.</w:t>
+            </w:r>
+          </w:p>
+          <w:p>
+            <w:pPr>
+              <w:pStyle w:val="ListParagraph"/>
+              <w:numPr>
+                <w:ilvl w:val="0"/>
+                <w:numId w:val="3"/>
+              </w:numPr>
+              <w:tabs>
+                <w:tab w:val="right" w:pos="6900"/>
+              </w:tabs>
+              <w:spacing w:after="70"/>
+              <w:ind w:hanging="198"/>
+            </w:pPr>
+            <w:r>
+              <w:rPr>
+                <w:rFonts w:ascii="Calibri" w:eastAsia="Calibri" w:hAnsi="Calibri" w:cs="Calibri"/>
+                <w:color w:val="1A1414"/>
+              </w:rPr>
+              <w:t>The company specializes in IT support, computer repair, and network infrastructure services.</w:t>
+            </w:r>
+          </w:p>
+          <w:p>
+            <w:pPr>
+              <w:spacing w:after="180"/>
+            </w:pPr>
+            <w:r>
+              <w:rPr>
+                <w:rFonts w:ascii="Calibri" w:eastAsia="Calibri" w:hAnsi="Calibri" w:cs="Calibri"/>
+                <w:b/>
+                <w:bCs/>
+                <w:i/>
+                <w:iCs/>
+                <w:color w:val="6B6260"/>
+                <w:sz w:val="18"/>
+                <w:szCs w:val="18"/>
+                <w:lang w:val="en-US"/>
+              </w:rPr>
+              <w:t xml:space="preserve">Related </w:t>
+            </w:r>
+            <w:r>
+              <w:rPr>
+                <w:rFonts w:ascii="Calibri" w:eastAsia="Calibri" w:hAnsi="Calibri" w:cs="Calibri"/>
+                <w:b/>
+                <w:bCs/>
+                <w:i/>
+                <w:iCs/>
+                <w:color w:val="6B6260"/>
+                <w:sz w:val="18"/>
+                <w:szCs w:val="18"/>
+              </w:rPr>
+              <w:t xml:space="preserve">Skills: </w:t>
+            </w:r>
+            <w:r>
+              <w:rPr>
+                <w:rFonts w:ascii="Calibri" w:eastAsia="Calibri" w:hAnsi="Calibri" w:cs="Calibri"/>
+                <w:i/>
+                <w:iCs/>
+                <w:color w:val="6B6260"/>
+                <w:sz w:val="18"/>
+                <w:szCs w:val="18"/>
+              </w:rPr>
+              <w:t>Web and Front-End Development</w:t>
+            </w:r>
+          </w:p>
+          <w:p>
+            <w:pPr>
+              <w:spacing w:before="110" w:after="50"/>
+              <w:rPr>
+                <w:lang w:val="en-US"/>
+              </w:rPr>
+            </w:pPr>
+            <w:r>
+              <w:rPr>
+                <w:rFonts w:ascii="Calibri" w:eastAsia="Calibri" w:hAnsi="Calibri" w:cs="Calibri"/>
+                <w:b/>
+                <w:bCs/>
+                <w:color w:val="1A1414"/>
+                <w:sz w:val="22"/>
+                <w:szCs w:val="22"/>
+              </w:rPr>
+              <w:t>Web Development Intern</w:t>
+            </w:r>
+            <w:r>
+              <w:rPr>
+                <w:rFonts w:ascii="Calibri" w:eastAsia="Calibri" w:hAnsi="Calibri" w:cs="Calibri"/>
+                <w:b/>
+                <w:bCs/>
+                <w:color w:val="1A1414"/>
+                <w:sz w:val="22"/>
+                <w:szCs w:val="22"/>
+                <w:lang w:val="en-US"/>
+              </w:rPr>
+              <w:t xml:space="preserve"> – Silo Works</w:t>
+            </w:r>
+          </w:p>
+          <w:p>
+            <w:pPr>
+              <w:spacing w:after="70"/>
+            </w:pPr>
+            <w:r>
+              <w:rPr>
+                <w:rFonts w:ascii="Calibri" w:eastAsia="Calibri" w:hAnsi="Calibri" w:cs="Calibri"/>
+                <w:i/>
+                <w:iCs/>
+                <w:color w:val="6B6260"/>
+                <w:sz w:val="18"/>
+                <w:szCs w:val="18"/>
+              </w:rPr>
+              <w:t>Jul 2025</w:t>
+            </w:r>
+            <w:r>
+              <w:rPr>
+                <w:rFonts w:ascii="Calibri" w:eastAsia="Calibri" w:hAnsi="Calibri" w:cs="Calibri"/>
+                <w:i/>
+                <w:iCs/>
+                <w:color w:val="6B6260"/>
+                <w:sz w:val="18"/>
+                <w:szCs w:val="18"/>
+                <w:lang w:val="en-US"/>
+              </w:rPr>
+              <w:t xml:space="preserve"> </w:t>
+            </w:r>
+            <w:r>
+              <w:rPr>
+                <w:rFonts w:ascii="Calibri" w:eastAsia="Calibri" w:hAnsi="Calibri" w:cs="Calibri"/>
+                <w:i/>
+                <w:iCs/>
+                <w:color w:val="6B6260"/>
+                <w:sz w:val="18"/>
+                <w:szCs w:val="18"/>
+              </w:rPr>
+              <w:t>– Pernik, Bulgaria</w:t>
+            </w:r>
+          </w:p>
+          <w:p>
+            <w:pPr>
+              <w:pStyle w:val="ListParagraph"/>
+              <w:numPr>
+                <w:ilvl w:val="0"/>
+                <w:numId w:val="3"/>
+              </w:numPr>
+              <w:tabs>
+                <w:tab w:val="right" w:pos="6900"/>
+              </w:tabs>
+              <w:spacing w:after="70"/>
+              <w:ind w:hanging="198"/>
+            </w:pPr>
+            <w:r>
+              <w:rPr>
+                <w:rFonts w:ascii="Calibri" w:eastAsia="Calibri" w:hAnsi="Calibri" w:cs="Calibri"/>
+                <w:color w:val="1A1414"/>
+              </w:rPr>
+              <w:t>Given a task to build a simple VR scene demonstrating an immersive experience, with guidance from the development team. This gave me hands-on experience with A-Frame, a framework for building virtual environments, within a company focused on digital twin and BIM solutions.</w:t>
+            </w:r>
+          </w:p>
+          <w:p>
+            <w:pPr>
+              <w:pStyle w:val="ListParagraph"/>
+              <w:numPr>
+                <w:ilvl w:val="0"/>
+                <w:numId w:val="3"/>
+              </w:numPr>
+              <w:tabs>
+                <w:tab w:val="right" w:pos="6900"/>
+              </w:tabs>
+              <w:spacing w:after="70"/>
+              <w:ind w:hanging="198"/>
+            </w:pPr>
+            <w:r>
+              <w:rPr>
+                <w:rFonts w:ascii="Calibri" w:eastAsia="Calibri" w:hAnsi="Calibri" w:cs="Calibri"/>
+                <w:color w:val="1A1414"/>
+              </w:rPr>
+              <w:t>This work later served as the starting point of the development of the VR environment in my personal project, MindReel, where I built on and expanded what I had learned by combining different skills and technologies to create a functional implementation.</w:t>
+            </w:r>
+          </w:p>
+          <w:p>
+            <w:pPr>
+              <w:spacing w:after="180"/>
+            </w:pPr>
+            <w:r>
+              <w:rPr>
+                <w:rFonts w:ascii="Calibri" w:eastAsia="Calibri" w:hAnsi="Calibri" w:cs="Calibri"/>
+                <w:b/>
+                <w:bCs/>
+                <w:i/>
+                <w:iCs/>
+                <w:color w:val="6B6260"/>
+                <w:sz w:val="18"/>
+                <w:szCs w:val="18"/>
+                <w:lang w:val="en-US"/>
+              </w:rPr>
+              <w:t xml:space="preserve">Related </w:t>
+            </w:r>
+            <w:r>
+              <w:rPr>
+                <w:rFonts w:ascii="Calibri" w:eastAsia="Calibri" w:hAnsi="Calibri" w:cs="Calibri"/>
+                <w:b/>
+                <w:bCs/>
+                <w:i/>
+                <w:iCs/>
+                <w:color w:val="6B6260"/>
+                <w:sz w:val="18"/>
+                <w:szCs w:val="18"/>
+              </w:rPr>
+              <w:t xml:space="preserve">Skills: </w:t>
+            </w:r>
+            <w:r>
+              <w:rPr>
+                <w:rFonts w:ascii="Calibri" w:eastAsia="Calibri" w:hAnsi="Calibri" w:cs="Calibri"/>
+                <w:i/>
+                <w:iCs/>
+                <w:color w:val="6B6260"/>
+                <w:sz w:val="18"/>
+                <w:szCs w:val="18"/>
+              </w:rPr>
+              <w:t>A-Frame (Virtual Reality Framework) and TypeScript</w:t>
+            </w:r>
+          </w:p>
+          <w:p>
+            <w:pPr>
+              <w:spacing w:before="110" w:after="50"/>
+              <w:rPr>
+                <w:lang w:val="en-US"/>
+              </w:rPr>
+            </w:pPr>
+            <w:r>
+              <w:rPr>
+                <w:rFonts w:ascii="Calibri" w:eastAsia="Calibri" w:hAnsi="Calibri" w:cs="Calibri"/>
+                <w:b/>
+                <w:bCs/>
+                <w:color w:val="1A1414"/>
+                <w:sz w:val="22"/>
+                <w:szCs w:val="22"/>
+              </w:rPr>
+              <w:t>Software Development Intern</w:t>
+            </w:r>
+            <w:r>
+              <w:rPr>
+                <w:rFonts w:ascii="Calibri" w:eastAsia="Calibri" w:hAnsi="Calibri" w:cs="Calibri"/>
+                <w:b/>
+                <w:bCs/>
+                <w:color w:val="1A1414"/>
+                <w:sz w:val="22"/>
+                <w:szCs w:val="22"/>
+                <w:lang w:val="en-US"/>
+              </w:rPr>
+              <w:t xml:space="preserve"> – Graosoft</w:t>
+            </w:r>
+          </w:p>
+          <w:p>
+            <w:pPr>
+              <w:spacing w:after="70"/>
+            </w:pPr>
+            <w:r>
+              <w:rPr>
+                <w:rFonts w:ascii="Calibri" w:eastAsia="Calibri" w:hAnsi="Calibri" w:cs="Calibri"/>
+                <w:i/>
+                <w:iCs/>
+                <w:color w:val="6B6260"/>
+                <w:sz w:val="18"/>
+                <w:szCs w:val="18"/>
+              </w:rPr>
+              <w:t>Jul 2024 – Pernik, Bulgaria</w:t>
+            </w:r>
+          </w:p>
+          <w:p>
+            <w:pPr>
+              <w:pStyle w:val="ListParagraph"/>
+              <w:numPr>
+                <w:ilvl w:val="0"/>
+                <w:numId w:val="3"/>
+              </w:numPr>
+              <w:tabs>
+                <w:tab w:val="right" w:pos="6900"/>
+              </w:tabs>
+              <w:spacing w:after="70"/>
+              <w:ind w:hanging="198"/>
+            </w:pPr>
+            <w:r>
+              <w:rPr>
+                <w:rFonts w:ascii="Calibri" w:eastAsia="Calibri" w:hAnsi="Calibri" w:cs="Calibri"/>
+                <w:color w:val="1A1414"/>
+              </w:rPr>
+              <w:t>Gained exposure to good practices and professional standards in software development through guidance and feedback from Graosoft's development team.</w:t>
+            </w:r>
+          </w:p>
+          <w:p>
+            <w:pPr>
+              <w:pStyle w:val="ListParagraph"/>
+              <w:numPr>
+                <w:ilvl w:val="0"/>
+                <w:numId w:val="3"/>
+              </w:numPr>
+              <w:tabs>
+                <w:tab w:val="right" w:pos="6900"/>
+              </w:tabs>
+              <w:spacing w:after="70"/>
+              <w:ind w:hanging="198"/>
+            </w:pPr>
+            <w:r>
+              <w:rPr>
+                <w:rFonts w:ascii="Calibri" w:eastAsia="Calibri" w:hAnsi="Calibri" w:cs="Calibri"/>
+                <w:color w:val="1A1414"/>
+              </w:rPr>
+              <w:t>Discussions covered code quality, team workflows, and career growth in the tech industry.</w:t>
+            </w:r>
+          </w:p>
+          <w:p>
+            <w:pPr>
+              <w:spacing w:after="50"/>
+              <w:rPr>
+                <w:lang w:val="en-US"/>
+              </w:rPr>
+            </w:pPr>
+            <w:r>
+              <w:rPr>
+                <w:rFonts w:ascii="Calibri" w:eastAsia="Calibri" w:hAnsi="Calibri" w:cs="Calibri"/>
+                <w:b/>
+                <w:bCs/>
+                <w:i/>
+                <w:iCs/>
+                <w:color w:val="6B6260"/>
+                <w:sz w:val="18"/>
+                <w:szCs w:val="18"/>
+                <w:lang w:val="en-US"/>
+              </w:rPr>
+              <w:t xml:space="preserve">Related </w:t>
+            </w:r>
+            <w:r>
+              <w:rPr>
+                <w:rFonts w:ascii="Calibri" w:eastAsia="Calibri" w:hAnsi="Calibri" w:cs="Calibri"/>
+                <w:b/>
+                <w:bCs/>
+                <w:i/>
+                <w:iCs/>
+                <w:color w:val="6B6260"/>
+                <w:sz w:val="18"/>
+                <w:szCs w:val="18"/>
+              </w:rPr>
+              <w:t xml:space="preserve">Skills: </w:t>
+            </w:r>
+            <w:r>
+              <w:rPr>
+                <w:rFonts w:ascii="Calibri" w:eastAsia="Calibri" w:hAnsi="Calibri" w:cs="Calibri"/>
+                <w:i/>
+                <w:iCs/>
+                <w:color w:val="6B6260"/>
+                <w:sz w:val="18"/>
+                <w:szCs w:val="18"/>
+              </w:rPr>
+              <w:t>Vue.js, TypeScript</w:t>
+            </w:r>
+            <w:r>
+              <w:rPr>
+                <w:rFonts w:ascii="Calibri" w:eastAsia="Calibri" w:hAnsi="Calibri" w:cs="Calibri"/>
+                <w:i/>
+                <w:iCs/>
+                <w:color w:val="6B6260"/>
+                <w:sz w:val="18"/>
+                <w:szCs w:val="18"/>
+                <w:lang w:val="en-US"/>
+              </w:rPr>
+              <w:t>,</w:t>
+            </w:r>
+            <w:r>
+              <w:rPr>
+                <w:rFonts w:ascii="Calibri" w:eastAsia="Calibri" w:hAnsi="Calibri" w:cs="Calibri"/>
+                <w:i/>
+                <w:iCs/>
+                <w:color w:val="6B6260"/>
+                <w:sz w:val="18"/>
+                <w:szCs w:val="18"/>
+              </w:rPr>
+              <w:t xml:space="preserve"> </w:t>
+            </w:r>
+            <w:r>
+              <w:rPr>
+                <w:rFonts w:ascii="Calibri" w:eastAsia="Calibri" w:hAnsi="Calibri" w:cs="Calibri"/>
+                <w:i/>
+                <w:iCs/>
+                <w:color w:val="6B6260"/>
+                <w:sz w:val="18"/>
+                <w:szCs w:val="18"/>
+                <w:lang w:val="en-US"/>
+              </w:rPr>
+              <w:t>and Git</w:t>
+            </w:r>
+          </w:p>
+          <w:p>
+            <w:pPr>
+              <w:pBdr>
+                <w:bottom w:val="single" w:sz="4" w:space="3" w:color="B1001B"/>
+              </w:pBdr>
+              <w:spacing w:before="140" w:after="100"/>
               <w:rPr>
                 <w:rFonts w:ascii="Calibri" w:eastAsia="Calibri" w:hAnsi="Calibri" w:cs="Calibri"/>
                 <w:b/>
@@ -1559,6 +2035,7 @@
                 <w:szCs w:val="22"/>
                 <w:lang w:val="en-US"/>
               </w:rPr>
+              <w:lastRenderedPageBreak/>
               <w:t>Taskboard</w:t>
             </w:r>
             <w:r>
@@ -2049,7 +2526,6 @@
                 <w:color w:val="1A1414"/>
                 <w:lang w:val="en-US"/>
               </w:rPr>
-              <w:lastRenderedPageBreak/>
               <w:t>Data analytics platform that proves TikTok's influence on songs' popularity through cross-platform trend comparison (TikTok, Spotify, YouTube)</w:t>
             </w:r>
           </w:p>
@@ -2497,691 +2973,6 @@
                 <w:szCs w:val="18"/>
               </w:rPr>
               <w:t>2nd place</w:t>
-            </w:r>
-          </w:p>
-          <w:p>
-            <w:pPr>
-              <w:pBdr>
-                <w:bottom w:val="single" w:sz="4" w:space="3" w:color="B1001B"/>
-              </w:pBdr>
-              <w:spacing w:before="140" w:after="100"/>
-            </w:pPr>
-            <w:r>
-              <w:rPr>
-                <w:rFonts w:ascii="Calibri" w:eastAsia="Calibri" w:hAnsi="Calibri" w:cs="Calibri"/>
-                <w:b/>
-                <w:bCs/>
-                <w:color w:val="B1001B"/>
-                <w:sz w:val="24"/>
-                <w:szCs w:val="24"/>
-              </w:rPr>
-              <w:t>Work Experience</w:t>
-            </w:r>
-          </w:p>
-          <w:p>
-            <w:pPr>
-              <w:spacing w:before="110" w:after="50"/>
-              <w:rPr>
-                <w:lang w:val="en-US"/>
-              </w:rPr>
-            </w:pPr>
-            <w:r>
-              <w:rPr>
-                <w:rFonts w:ascii="Calibri" w:eastAsia="Calibri" w:hAnsi="Calibri" w:cs="Calibri"/>
-                <w:b/>
-                <w:bCs/>
-                <w:color w:val="1A1414"/>
-                <w:sz w:val="22"/>
-                <w:szCs w:val="22"/>
-              </w:rPr>
-              <w:t>Web Development Intern</w:t>
-            </w:r>
-            <w:r>
-              <w:rPr>
-                <w:rFonts w:ascii="Calibri" w:eastAsia="Calibri" w:hAnsi="Calibri" w:cs="Calibri"/>
-                <w:b/>
-                <w:bCs/>
-                <w:color w:val="1A1414"/>
-                <w:sz w:val="22"/>
-                <w:szCs w:val="22"/>
-                <w:lang w:val="en-US"/>
-              </w:rPr>
-              <w:t xml:space="preserve"> </w:t>
-            </w:r>
-            <w:r>
-              <w:rPr>
-                <w:rFonts w:ascii="Calibri" w:eastAsia="Calibri" w:hAnsi="Calibri" w:cs="Calibri"/>
-                <w:b/>
-                <w:bCs/>
-                <w:color w:val="1A1414"/>
-                <w:sz w:val="22"/>
-                <w:szCs w:val="22"/>
-                <w:lang w:val="en-US"/>
-              </w:rPr>
-              <w:t>–</w:t>
-            </w:r>
-            <w:r>
-              <w:rPr>
-                <w:rFonts w:ascii="Calibri" w:eastAsia="Calibri" w:hAnsi="Calibri" w:cs="Calibri"/>
-                <w:b/>
-                <w:bCs/>
-                <w:color w:val="1A1414"/>
-                <w:sz w:val="22"/>
-                <w:szCs w:val="22"/>
-                <w:lang w:val="en-US"/>
-              </w:rPr>
-              <w:t xml:space="preserve"> IB Computers</w:t>
-            </w:r>
-          </w:p>
-          <w:p>
-            <w:pPr>
-              <w:spacing w:after="70"/>
-            </w:pPr>
-            <w:r>
-              <w:rPr>
-                <w:rFonts w:ascii="Calibri" w:eastAsia="Calibri" w:hAnsi="Calibri" w:cs="Calibri"/>
-                <w:i/>
-                <w:iCs/>
-                <w:color w:val="6B6260"/>
-                <w:sz w:val="18"/>
-                <w:szCs w:val="18"/>
-              </w:rPr>
-              <w:t xml:space="preserve">Jul 2026 · </w:t>
-            </w:r>
-            <w:r>
-              <w:rPr>
-                <w:rFonts w:ascii="Calibri" w:eastAsia="Calibri" w:hAnsi="Calibri" w:cs="Calibri"/>
-                <w:i/>
-                <w:iCs/>
-                <w:color w:val="6B6260"/>
-                <w:sz w:val="18"/>
-                <w:szCs w:val="18"/>
-              </w:rPr>
-              <w:t>1 month</w:t>
-            </w:r>
-            <w:r>
-              <w:rPr>
-                <w:rFonts w:ascii="Calibri" w:eastAsia="Calibri" w:hAnsi="Calibri" w:cs="Calibri"/>
-                <w:i/>
-                <w:iCs/>
-                <w:color w:val="6B6260"/>
-                <w:sz w:val="18"/>
-                <w:szCs w:val="18"/>
-              </w:rPr>
-              <w:t xml:space="preserve"> </w:t>
-            </w:r>
-            <w:r>
-              <w:rPr>
-                <w:rFonts w:ascii="Calibri" w:eastAsia="Calibri" w:hAnsi="Calibri" w:cs="Calibri"/>
-                <w:i/>
-                <w:iCs/>
-                <w:color w:val="6B6260"/>
-                <w:sz w:val="18"/>
-                <w:szCs w:val="18"/>
-              </w:rPr>
-              <w:t>–</w:t>
-            </w:r>
-            <w:r>
-              <w:rPr>
-                <w:rFonts w:ascii="Calibri" w:eastAsia="Calibri" w:hAnsi="Calibri" w:cs="Calibri"/>
-                <w:i/>
-                <w:iCs/>
-                <w:color w:val="6B6260"/>
-                <w:sz w:val="18"/>
-                <w:szCs w:val="18"/>
-              </w:rPr>
-              <w:t xml:space="preserve"> Pernik, Bulgaria</w:t>
-            </w:r>
-          </w:p>
-          <w:p>
-            <w:pPr>
-              <w:pStyle w:val="ListParagraph"/>
-              <w:numPr>
-                <w:ilvl w:val="0"/>
-                <w:numId w:val="3"/>
-              </w:numPr>
-              <w:tabs>
-                <w:tab w:val="right" w:pos="6900"/>
-              </w:tabs>
-              <w:spacing w:after="70"/>
-              <w:ind w:hanging="198"/>
-            </w:pPr>
-            <w:r>
-              <w:rPr>
-                <w:rFonts w:ascii="Calibri" w:eastAsia="Calibri" w:hAnsi="Calibri" w:cs="Calibri"/>
-                <w:color w:val="1A1414"/>
-              </w:rPr>
-              <w:t>Helped maintain and improve the company website, including layout and styling adjustments, supporting the company's digital presence alongside its hardware and IT services.</w:t>
-            </w:r>
-          </w:p>
-          <w:p>
-            <w:pPr>
-              <w:pStyle w:val="ListParagraph"/>
-              <w:numPr>
-                <w:ilvl w:val="0"/>
-                <w:numId w:val="3"/>
-              </w:numPr>
-              <w:tabs>
-                <w:tab w:val="right" w:pos="6900"/>
-              </w:tabs>
-              <w:spacing w:after="70"/>
-              <w:ind w:hanging="198"/>
-            </w:pPr>
-            <w:r>
-              <w:rPr>
-                <w:rFonts w:ascii="Calibri" w:eastAsia="Calibri" w:hAnsi="Calibri" w:cs="Calibri"/>
-                <w:color w:val="1A1414"/>
-              </w:rPr>
-              <w:t>The company specializes in IT support, computer repair, and network infrastructure services</w:t>
-            </w:r>
-            <w:r>
-              <w:rPr>
-                <w:rFonts w:ascii="Calibri" w:eastAsia="Calibri" w:hAnsi="Calibri" w:cs="Calibri"/>
-                <w:color w:val="1A1414"/>
-              </w:rPr>
-              <w:t>.</w:t>
-            </w:r>
-          </w:p>
-          <w:p>
-            <w:pPr>
-              <w:spacing w:after="180"/>
-            </w:pPr>
-            <w:r>
-              <w:rPr>
-                <w:rFonts w:ascii="Calibri" w:eastAsia="Calibri" w:hAnsi="Calibri" w:cs="Calibri"/>
-                <w:b/>
-                <w:bCs/>
-                <w:i/>
-                <w:iCs/>
-                <w:color w:val="6B6260"/>
-                <w:sz w:val="18"/>
-                <w:szCs w:val="18"/>
-                <w:lang w:val="en-US"/>
-              </w:rPr>
-              <w:t xml:space="preserve">Related </w:t>
-            </w:r>
-            <w:r>
-              <w:rPr>
-                <w:rFonts w:ascii="Calibri" w:eastAsia="Calibri" w:hAnsi="Calibri" w:cs="Calibri"/>
-                <w:b/>
-                <w:bCs/>
-                <w:i/>
-                <w:iCs/>
-                <w:color w:val="6B6260"/>
-                <w:sz w:val="18"/>
-                <w:szCs w:val="18"/>
-              </w:rPr>
-              <w:t xml:space="preserve">Skills: </w:t>
-            </w:r>
-            <w:r>
-              <w:rPr>
-                <w:rFonts w:ascii="Calibri" w:eastAsia="Calibri" w:hAnsi="Calibri" w:cs="Calibri"/>
-                <w:i/>
-                <w:iCs/>
-                <w:color w:val="6B6260"/>
-                <w:sz w:val="18"/>
-                <w:szCs w:val="18"/>
-              </w:rPr>
-              <w:t>Web and Front-End Development</w:t>
-            </w:r>
-          </w:p>
-          <w:p>
-            <w:pPr>
-              <w:spacing w:before="110" w:after="50"/>
-              <w:rPr>
-                <w:lang w:val="en-US"/>
-              </w:rPr>
-            </w:pPr>
-            <w:r>
-              <w:rPr>
-                <w:rFonts w:ascii="Calibri" w:eastAsia="Calibri" w:hAnsi="Calibri" w:cs="Calibri"/>
-                <w:b/>
-                <w:bCs/>
-                <w:color w:val="1A1414"/>
-                <w:sz w:val="22"/>
-                <w:szCs w:val="22"/>
-              </w:rPr>
-              <w:t>Web Development Intern</w:t>
-            </w:r>
-            <w:r>
-              <w:rPr>
-                <w:rFonts w:ascii="Calibri" w:eastAsia="Calibri" w:hAnsi="Calibri" w:cs="Calibri"/>
-                <w:b/>
-                <w:bCs/>
-                <w:color w:val="1A1414"/>
-                <w:sz w:val="22"/>
-                <w:szCs w:val="22"/>
-                <w:lang w:val="en-US"/>
-              </w:rPr>
-              <w:t xml:space="preserve"> </w:t>
-            </w:r>
-            <w:r>
-              <w:rPr>
-                <w:rFonts w:ascii="Calibri" w:eastAsia="Calibri" w:hAnsi="Calibri" w:cs="Calibri"/>
-                <w:b/>
-                <w:bCs/>
-                <w:color w:val="1A1414"/>
-                <w:sz w:val="22"/>
-                <w:szCs w:val="22"/>
-                <w:lang w:val="en-US"/>
-              </w:rPr>
-              <w:t>–</w:t>
-            </w:r>
-            <w:r>
-              <w:rPr>
-                <w:rFonts w:ascii="Calibri" w:eastAsia="Calibri" w:hAnsi="Calibri" w:cs="Calibri"/>
-                <w:b/>
-                <w:bCs/>
-                <w:color w:val="1A1414"/>
-                <w:sz w:val="22"/>
-                <w:szCs w:val="22"/>
-                <w:lang w:val="en-US"/>
-              </w:rPr>
-              <w:t xml:space="preserve"> Silo Works</w:t>
-            </w:r>
-          </w:p>
-          <w:p>
-            <w:pPr>
-              <w:spacing w:after="70"/>
-            </w:pPr>
-            <w:r>
-              <w:rPr>
-                <w:rFonts w:ascii="Calibri" w:eastAsia="Calibri" w:hAnsi="Calibri" w:cs="Calibri"/>
-                <w:i/>
-                <w:iCs/>
-                <w:color w:val="6B6260"/>
-                <w:sz w:val="18"/>
-                <w:szCs w:val="18"/>
-              </w:rPr>
-              <w:t xml:space="preserve">Jul 2025 · </w:t>
-            </w:r>
-            <w:r>
-              <w:rPr>
-                <w:rFonts w:ascii="Calibri" w:eastAsia="Calibri" w:hAnsi="Calibri" w:cs="Calibri"/>
-                <w:i/>
-                <w:iCs/>
-                <w:color w:val="6B6260"/>
-                <w:sz w:val="18"/>
-                <w:szCs w:val="18"/>
-              </w:rPr>
-              <w:t>1 month</w:t>
-            </w:r>
-            <w:r>
-              <w:rPr>
-                <w:rFonts w:ascii="Calibri" w:eastAsia="Calibri" w:hAnsi="Calibri" w:cs="Calibri"/>
-                <w:i/>
-                <w:iCs/>
-                <w:color w:val="6B6260"/>
-                <w:sz w:val="18"/>
-                <w:szCs w:val="18"/>
-              </w:rPr>
-              <w:t xml:space="preserve"> </w:t>
-            </w:r>
-            <w:r>
-              <w:rPr>
-                <w:rFonts w:ascii="Calibri" w:eastAsia="Calibri" w:hAnsi="Calibri" w:cs="Calibri"/>
-                <w:i/>
-                <w:iCs/>
-                <w:color w:val="6B6260"/>
-                <w:sz w:val="18"/>
-                <w:szCs w:val="18"/>
-              </w:rPr>
-              <w:t>–</w:t>
-            </w:r>
-            <w:r>
-              <w:rPr>
-                <w:rFonts w:ascii="Calibri" w:eastAsia="Calibri" w:hAnsi="Calibri" w:cs="Calibri"/>
-                <w:i/>
-                <w:iCs/>
-                <w:color w:val="6B6260"/>
-                <w:sz w:val="18"/>
-                <w:szCs w:val="18"/>
-              </w:rPr>
-              <w:t xml:space="preserve"> Pernik, Bulgaria</w:t>
-            </w:r>
-          </w:p>
-          <w:p>
-            <w:pPr>
-              <w:pStyle w:val="ListParagraph"/>
-              <w:numPr>
-                <w:ilvl w:val="0"/>
-                <w:numId w:val="3"/>
-              </w:numPr>
-              <w:tabs>
-                <w:tab w:val="right" w:pos="6900"/>
-              </w:tabs>
-              <w:spacing w:after="70"/>
-              <w:ind w:hanging="198"/>
-            </w:pPr>
-            <w:r>
-              <w:rPr>
-                <w:rFonts w:ascii="Calibri" w:eastAsia="Calibri" w:hAnsi="Calibri" w:cs="Calibri"/>
-                <w:color w:val="1A1414"/>
-              </w:rPr>
-              <w:t>Given a task to build a simple VR scene demonstrating an immersive experience, with guidance from the development team. This gave me hands-on experience with A-Frame, a framework for building virtual environments, within a company focused on digital twin and BIM solutions</w:t>
-            </w:r>
-            <w:r>
-              <w:rPr>
-                <w:rFonts w:ascii="Calibri" w:eastAsia="Calibri" w:hAnsi="Calibri" w:cs="Calibri"/>
-                <w:color w:val="1A1414"/>
-              </w:rPr>
-              <w:t>.</w:t>
-            </w:r>
-          </w:p>
-          <w:p>
-            <w:pPr>
-              <w:pStyle w:val="ListParagraph"/>
-              <w:numPr>
-                <w:ilvl w:val="0"/>
-                <w:numId w:val="3"/>
-              </w:numPr>
-              <w:tabs>
-                <w:tab w:val="right" w:pos="6900"/>
-              </w:tabs>
-              <w:spacing w:after="70"/>
-              <w:ind w:hanging="198"/>
-            </w:pPr>
-            <w:r>
-              <w:rPr>
-                <w:rFonts w:ascii="Calibri" w:eastAsia="Calibri" w:hAnsi="Calibri" w:cs="Calibri"/>
-                <w:color w:val="1A1414"/>
-              </w:rPr>
-              <w:t>This work later served as the starting point of the development of the VR environment in my personal project, MindReel, where I built on and expanded what I had learned by combining different skills and technologies to create a functional implementation</w:t>
-            </w:r>
-            <w:r>
-              <w:rPr>
-                <w:rFonts w:ascii="Calibri" w:eastAsia="Calibri" w:hAnsi="Calibri" w:cs="Calibri"/>
-                <w:color w:val="1A1414"/>
-              </w:rPr>
-              <w:t>.</w:t>
-            </w:r>
-          </w:p>
-          <w:p>
-            <w:pPr>
-              <w:spacing w:after="180"/>
-            </w:pPr>
-            <w:r>
-              <w:rPr>
-                <w:rFonts w:ascii="Calibri" w:eastAsia="Calibri" w:hAnsi="Calibri" w:cs="Calibri"/>
-                <w:b/>
-                <w:bCs/>
-                <w:i/>
-                <w:iCs/>
-                <w:color w:val="6B6260"/>
-                <w:sz w:val="18"/>
-                <w:szCs w:val="18"/>
-                <w:lang w:val="en-US"/>
-              </w:rPr>
-              <w:t xml:space="preserve">Related </w:t>
-            </w:r>
-            <w:r>
-              <w:rPr>
-                <w:rFonts w:ascii="Calibri" w:eastAsia="Calibri" w:hAnsi="Calibri" w:cs="Calibri"/>
-                <w:b/>
-                <w:bCs/>
-                <w:i/>
-                <w:iCs/>
-                <w:color w:val="6B6260"/>
-                <w:sz w:val="18"/>
-                <w:szCs w:val="18"/>
-              </w:rPr>
-              <w:t xml:space="preserve">Skills: </w:t>
-            </w:r>
-            <w:r>
-              <w:rPr>
-                <w:rFonts w:ascii="Calibri" w:eastAsia="Calibri" w:hAnsi="Calibri" w:cs="Calibri"/>
-                <w:i/>
-                <w:iCs/>
-                <w:color w:val="6B6260"/>
-                <w:sz w:val="18"/>
-                <w:szCs w:val="18"/>
-              </w:rPr>
-              <w:t>A-Frame (Virtual Reality Framework) and TypeScript</w:t>
-            </w:r>
-          </w:p>
-          <w:p>
-            <w:pPr>
-              <w:spacing w:before="110" w:after="50"/>
-              <w:rPr>
-                <w:lang w:val="en-US"/>
-              </w:rPr>
-            </w:pPr>
-            <w:r>
-              <w:rPr>
-                <w:rFonts w:ascii="Calibri" w:eastAsia="Calibri" w:hAnsi="Calibri" w:cs="Calibri"/>
-                <w:b/>
-                <w:bCs/>
-                <w:color w:val="1A1414"/>
-                <w:sz w:val="22"/>
-                <w:szCs w:val="22"/>
-              </w:rPr>
-              <w:t>Software Development Intern</w:t>
-            </w:r>
-            <w:r>
-              <w:rPr>
-                <w:rFonts w:ascii="Calibri" w:eastAsia="Calibri" w:hAnsi="Calibri" w:cs="Calibri"/>
-                <w:b/>
-                <w:bCs/>
-                <w:color w:val="1A1414"/>
-                <w:sz w:val="22"/>
-                <w:szCs w:val="22"/>
-                <w:lang w:val="en-US"/>
-              </w:rPr>
-              <w:t xml:space="preserve"> </w:t>
-            </w:r>
-            <w:r>
-              <w:rPr>
-                <w:rFonts w:ascii="Calibri" w:eastAsia="Calibri" w:hAnsi="Calibri" w:cs="Calibri"/>
-                <w:b/>
-                <w:bCs/>
-                <w:color w:val="1A1414"/>
-                <w:sz w:val="22"/>
-                <w:szCs w:val="22"/>
-                <w:lang w:val="en-US"/>
-              </w:rPr>
-              <w:t>–</w:t>
-            </w:r>
-            <w:r>
-              <w:rPr>
-                <w:rFonts w:ascii="Calibri" w:eastAsia="Calibri" w:hAnsi="Calibri" w:cs="Calibri"/>
-                <w:b/>
-                <w:bCs/>
-                <w:color w:val="1A1414"/>
-                <w:sz w:val="22"/>
-                <w:szCs w:val="22"/>
-                <w:lang w:val="en-US"/>
-              </w:rPr>
-              <w:t xml:space="preserve"> Graosoft</w:t>
-            </w:r>
-          </w:p>
-          <w:p>
-            <w:pPr>
-              <w:spacing w:after="70"/>
-            </w:pPr>
-            <w:r>
-              <w:rPr>
-                <w:rFonts w:ascii="Calibri" w:eastAsia="Calibri" w:hAnsi="Calibri" w:cs="Calibri"/>
-                <w:i/>
-                <w:iCs/>
-                <w:color w:val="6B6260"/>
-                <w:sz w:val="18"/>
-                <w:szCs w:val="18"/>
-              </w:rPr>
-              <w:t xml:space="preserve">Jul 2024 · </w:t>
-            </w:r>
-            <w:r>
-              <w:rPr>
-                <w:rFonts w:ascii="Calibri" w:eastAsia="Calibri" w:hAnsi="Calibri" w:cs="Calibri"/>
-                <w:i/>
-                <w:iCs/>
-                <w:color w:val="6B6260"/>
-                <w:sz w:val="18"/>
-                <w:szCs w:val="18"/>
-              </w:rPr>
-              <w:t>1 month</w:t>
-            </w:r>
-            <w:r>
-              <w:rPr>
-                <w:rFonts w:ascii="Calibri" w:eastAsia="Calibri" w:hAnsi="Calibri" w:cs="Calibri"/>
-                <w:i/>
-                <w:iCs/>
-                <w:color w:val="6B6260"/>
-                <w:sz w:val="18"/>
-                <w:szCs w:val="18"/>
-              </w:rPr>
-              <w:t xml:space="preserve"> </w:t>
-            </w:r>
-            <w:r>
-              <w:rPr>
-                <w:rFonts w:ascii="Calibri" w:eastAsia="Calibri" w:hAnsi="Calibri" w:cs="Calibri"/>
-                <w:i/>
-                <w:iCs/>
-                <w:color w:val="6B6260"/>
-                <w:sz w:val="18"/>
-                <w:szCs w:val="18"/>
-              </w:rPr>
-              <w:t>–</w:t>
-            </w:r>
-            <w:r>
-              <w:rPr>
-                <w:rFonts w:ascii="Calibri" w:eastAsia="Calibri" w:hAnsi="Calibri" w:cs="Calibri"/>
-                <w:i/>
-                <w:iCs/>
-                <w:color w:val="6B6260"/>
-                <w:sz w:val="18"/>
-                <w:szCs w:val="18"/>
-              </w:rPr>
-              <w:t xml:space="preserve"> Pernik, Bulgaria</w:t>
-            </w:r>
-          </w:p>
-          <w:p>
-            <w:pPr>
-              <w:pStyle w:val="ListParagraph"/>
-              <w:numPr>
-                <w:ilvl w:val="0"/>
-                <w:numId w:val="3"/>
-              </w:numPr>
-              <w:tabs>
-                <w:tab w:val="right" w:pos="6900"/>
-              </w:tabs>
-              <w:spacing w:after="70"/>
-              <w:ind w:hanging="198"/>
-            </w:pPr>
-            <w:r>
-              <w:rPr>
-                <w:rFonts w:ascii="Calibri" w:eastAsia="Calibri" w:hAnsi="Calibri" w:cs="Calibri"/>
-                <w:color w:val="1A1414"/>
-              </w:rPr>
-              <w:t>Gained exposure to good practices and professional standards in software development through guidance and feedback from Graosoft's development team</w:t>
-            </w:r>
-            <w:r>
-              <w:rPr>
-                <w:rFonts w:ascii="Calibri" w:eastAsia="Calibri" w:hAnsi="Calibri" w:cs="Calibri"/>
-                <w:color w:val="1A1414"/>
-              </w:rPr>
-              <w:t>.</w:t>
-            </w:r>
-          </w:p>
-          <w:p>
-            <w:pPr>
-              <w:pStyle w:val="ListParagraph"/>
-              <w:numPr>
-                <w:ilvl w:val="0"/>
-                <w:numId w:val="3"/>
-              </w:numPr>
-              <w:tabs>
-                <w:tab w:val="right" w:pos="6900"/>
-              </w:tabs>
-              <w:spacing w:after="70"/>
-              <w:ind w:hanging="198"/>
-            </w:pPr>
-            <w:r>
-              <w:rPr>
-                <w:rFonts w:ascii="Calibri" w:eastAsia="Calibri" w:hAnsi="Calibri" w:cs="Calibri"/>
-                <w:color w:val="1A1414"/>
-              </w:rPr>
-              <w:t>Discussions covered code quality, team workflows, and career growth in the tech industry.</w:t>
-            </w:r>
-          </w:p>
-          <w:p>
-            <w:pPr>
-              <w:spacing w:after="50"/>
-              <w:rPr>
-                <w:lang w:val="en-US"/>
-              </w:rPr>
-            </w:pPr>
-            <w:r>
-              <w:rPr>
-                <w:rFonts w:ascii="Calibri" w:eastAsia="Calibri" w:hAnsi="Calibri" w:cs="Calibri"/>
-                <w:b/>
-                <w:bCs/>
-                <w:i/>
-                <w:iCs/>
-                <w:color w:val="6B6260"/>
-                <w:sz w:val="18"/>
-                <w:szCs w:val="18"/>
-                <w:lang w:val="en-US"/>
-              </w:rPr>
-              <w:t xml:space="preserve">Related </w:t>
-            </w:r>
-            <w:r>
-              <w:rPr>
-                <w:rFonts w:ascii="Calibri" w:eastAsia="Calibri" w:hAnsi="Calibri" w:cs="Calibri"/>
-                <w:b/>
-                <w:bCs/>
-                <w:i/>
-                <w:iCs/>
-                <w:color w:val="6B6260"/>
-                <w:sz w:val="18"/>
-                <w:szCs w:val="18"/>
-              </w:rPr>
-              <w:t xml:space="preserve">Skills: </w:t>
-            </w:r>
-            <w:r>
-              <w:rPr>
-                <w:rFonts w:ascii="Calibri" w:eastAsia="Calibri" w:hAnsi="Calibri" w:cs="Calibri"/>
-                <w:i/>
-                <w:iCs/>
-                <w:color w:val="6B6260"/>
-                <w:sz w:val="18"/>
-                <w:szCs w:val="18"/>
-              </w:rPr>
-              <w:t>Vue.js, TypeScript</w:t>
-            </w:r>
-            <w:r>
-              <w:rPr>
-                <w:rFonts w:ascii="Calibri" w:eastAsia="Calibri" w:hAnsi="Calibri" w:cs="Calibri"/>
-                <w:i/>
-                <w:iCs/>
-                <w:color w:val="6B6260"/>
-                <w:sz w:val="18"/>
-                <w:szCs w:val="18"/>
-                <w:lang w:val="en-US"/>
-              </w:rPr>
-              <w:t>,</w:t>
-            </w:r>
-            <w:r>
-              <w:rPr>
-                <w:rFonts w:ascii="Calibri" w:eastAsia="Calibri" w:hAnsi="Calibri" w:cs="Calibri"/>
-                <w:i/>
-                <w:iCs/>
-                <w:color w:val="6B6260"/>
-                <w:sz w:val="18"/>
-                <w:szCs w:val="18"/>
-              </w:rPr>
-              <w:t xml:space="preserve"> </w:t>
-            </w:r>
-            <w:r>
-              <w:rPr>
-                <w:rFonts w:ascii="Calibri" w:eastAsia="Calibri" w:hAnsi="Calibri" w:cs="Calibri"/>
-                <w:i/>
-                <w:iCs/>
-                <w:color w:val="6B6260"/>
-                <w:sz w:val="18"/>
-                <w:szCs w:val="18"/>
-                <w:lang w:val="en-US"/>
-              </w:rPr>
-              <w:t>and Git</w:t>
             </w:r>
           </w:p>
         </w:tc>

--- a/public/CV/Kaloyan_Kostadinov_CV.docx
+++ b/public/CV/Kaloyan_Kostadinov_CV.docx
@@ -745,7 +745,27 @@
                 <w:szCs w:val="18"/>
                 <w:lang w:val="en-US"/>
               </w:rPr>
-              <w:t>, Jest, Junit, Mockito</w:t>
+              <w:t>, Jest, J</w:t>
+            </w:r>
+            <w:r>
+              <w:rPr>
+                <w:rFonts w:ascii="Calibri" w:eastAsia="Calibri" w:hAnsi="Calibri" w:cs="Calibri"/>
+                <w:color w:val="1A1414"/>
+                <w:sz w:val="18"/>
+                <w:szCs w:val="18"/>
+                <w:lang w:val="en-US"/>
+              </w:rPr>
+              <w:t>U</w:t>
+            </w:r>
+            <w:r>
+              <w:rPr>
+                <w:rFonts w:ascii="Calibri" w:eastAsia="Calibri" w:hAnsi="Calibri" w:cs="Calibri"/>
+                <w:color w:val="1A1414"/>
+                <w:sz w:val="18"/>
+                <w:szCs w:val="18"/>
+                <w:lang w:val="en-US"/>
+              </w:rPr>
+              <w:t>nit, Mockito</w:t>
             </w:r>
           </w:p>
           <w:p>
